--- a/3/Отчет.docx
+++ b/3/Отчет.docx
@@ -217,13 +217,23 @@
           <w:szCs w:val="28"/>
         </w:rPr>
       </w:pPr>
-      <w:r>
-        <w:rPr>
-          <w:rFonts w:ascii="Times New Roman" w:hAnsi="Times New Roman" w:cs="Times New Roman"/>
-          <w:sz w:val="28"/>
-          <w:szCs w:val="28"/>
-        </w:rPr>
-        <w:t>Болтак С.В.</w:t>
+      <w:proofErr w:type="spellStart"/>
+      <w:r>
+        <w:rPr>
+          <w:rFonts w:ascii="Times New Roman" w:hAnsi="Times New Roman" w:cs="Times New Roman"/>
+          <w:sz w:val="28"/>
+          <w:szCs w:val="28"/>
+        </w:rPr>
+        <w:t>Болтак</w:t>
+      </w:r>
+      <w:proofErr w:type="spellEnd"/>
+      <w:r>
+        <w:rPr>
+          <w:rFonts w:ascii="Times New Roman" w:hAnsi="Times New Roman" w:cs="Times New Roman"/>
+          <w:sz w:val="28"/>
+          <w:szCs w:val="28"/>
+        </w:rPr>
+        <w:t xml:space="preserve"> С.В.</w:t>
       </w:r>
     </w:p>
     <w:p>
@@ -643,7 +653,27 @@
           <w:szCs w:val="28"/>
           <w:lang w:val="en-US"/>
         </w:rPr>
-        <w:t xml:space="preserve"> mod 20  = 3</w:t>
+        <w:t xml:space="preserve"> mod </w:t>
+      </w:r>
+      <w:proofErr w:type="gramStart"/>
+      <w:r>
+        <w:rPr>
+          <w:rFonts w:ascii="Times New Roman" w:hAnsi="Times New Roman" w:cs="Times New Roman"/>
+          <w:sz w:val="28"/>
+          <w:szCs w:val="28"/>
+          <w:lang w:val="en-US"/>
+        </w:rPr>
+        <w:t>20  =</w:t>
+      </w:r>
+      <w:proofErr w:type="gramEnd"/>
+      <w:r>
+        <w:rPr>
+          <w:rFonts w:ascii="Times New Roman" w:hAnsi="Times New Roman" w:cs="Times New Roman"/>
+          <w:sz w:val="28"/>
+          <w:szCs w:val="28"/>
+          <w:lang w:val="en-US"/>
+        </w:rPr>
+        <w:t xml:space="preserve"> 3</w:t>
       </w:r>
     </w:p>
     <w:tbl>
@@ -919,7 +949,25 @@
                 <w:sz w:val="28"/>
                 <w:szCs w:val="28"/>
               </w:rPr>
-              <w:t>(1 * 7) mod 20 = 7</w:t>
+              <w:t xml:space="preserve">(1 * 7) </w:t>
+            </w:r>
+            <w:proofErr w:type="spellStart"/>
+            <w:r>
+              <w:rPr>
+                <w:rFonts w:ascii="Times New Roman" w:hAnsi="Times New Roman" w:cs="Times New Roman"/>
+                <w:sz w:val="28"/>
+                <w:szCs w:val="28"/>
+              </w:rPr>
+              <w:t>mod</w:t>
+            </w:r>
+            <w:proofErr w:type="spellEnd"/>
+            <w:r>
+              <w:rPr>
+                <w:rFonts w:ascii="Times New Roman" w:hAnsi="Times New Roman" w:cs="Times New Roman"/>
+                <w:sz w:val="28"/>
+                <w:szCs w:val="28"/>
+              </w:rPr>
+              <w:t xml:space="preserve"> 20 = 7</w:t>
             </w:r>
           </w:p>
         </w:tc>
@@ -966,7 +1014,27 @@
                 <w:szCs w:val="28"/>
                 <w:lang w:eastAsia="zh-CN"/>
               </w:rPr>
-              <w:t>(7 * 7) mod 20 = 9</w:t>
+              <w:t xml:space="preserve">(7 * 7) </w:t>
+            </w:r>
+            <w:proofErr w:type="spellStart"/>
+            <w:r>
+              <w:rPr>
+                <w:rFonts w:ascii="Times New Roman" w:hAnsi="Times New Roman" w:cs="Times New Roman"/>
+                <w:sz w:val="28"/>
+                <w:szCs w:val="28"/>
+                <w:lang w:eastAsia="zh-CN"/>
+              </w:rPr>
+              <w:t>mod</w:t>
+            </w:r>
+            <w:proofErr w:type="spellEnd"/>
+            <w:r>
+              <w:rPr>
+                <w:rFonts w:ascii="Times New Roman" w:hAnsi="Times New Roman" w:cs="Times New Roman"/>
+                <w:sz w:val="28"/>
+                <w:szCs w:val="28"/>
+                <w:lang w:eastAsia="zh-CN"/>
+              </w:rPr>
+              <w:t xml:space="preserve"> 20 = 9</w:t>
             </w:r>
           </w:p>
         </w:tc>
@@ -1101,7 +1169,25 @@
                 <w:sz w:val="28"/>
                 <w:szCs w:val="28"/>
               </w:rPr>
-              <w:t>(7 * 9) mod 20 = 3</w:t>
+              <w:t xml:space="preserve">(7 * 9) </w:t>
+            </w:r>
+            <w:proofErr w:type="spellStart"/>
+            <w:r>
+              <w:rPr>
+                <w:rFonts w:ascii="Times New Roman" w:hAnsi="Times New Roman" w:cs="Times New Roman"/>
+                <w:sz w:val="28"/>
+                <w:szCs w:val="28"/>
+              </w:rPr>
+              <w:t>mod</w:t>
+            </w:r>
+            <w:proofErr w:type="spellEnd"/>
+            <w:r>
+              <w:rPr>
+                <w:rFonts w:ascii="Times New Roman" w:hAnsi="Times New Roman" w:cs="Times New Roman"/>
+                <w:sz w:val="28"/>
+                <w:szCs w:val="28"/>
+              </w:rPr>
+              <w:t xml:space="preserve"> 20 = 3</w:t>
             </w:r>
           </w:p>
         </w:tc>
@@ -1209,7 +1295,25 @@
                 <w:sz w:val="28"/>
                 <w:szCs w:val="28"/>
               </w:rPr>
-              <w:t xml:space="preserve">) mod 20 = </w:t>
+              <w:t xml:space="preserve">) </w:t>
+            </w:r>
+            <w:proofErr w:type="spellStart"/>
+            <w:r>
+              <w:rPr>
+                <w:rFonts w:ascii="Times New Roman" w:hAnsi="Times New Roman" w:cs="Times New Roman"/>
+                <w:sz w:val="28"/>
+                <w:szCs w:val="28"/>
+              </w:rPr>
+              <w:t>mod</w:t>
+            </w:r>
+            <w:proofErr w:type="spellEnd"/>
+            <w:r>
+              <w:rPr>
+                <w:rFonts w:ascii="Times New Roman" w:hAnsi="Times New Roman" w:cs="Times New Roman"/>
+                <w:sz w:val="28"/>
+                <w:szCs w:val="28"/>
+              </w:rPr>
+              <w:t xml:space="preserve"> 20 = </w:t>
             </w:r>
             <w:r>
               <w:rPr>
@@ -1464,13 +1568,23 @@
         </w:rPr>
         <w:t xml:space="preserve">11 </w:t>
       </w:r>
-      <w:r>
-        <w:rPr>
-          <w:rFonts w:ascii="Times New Roman" w:hAnsi="Times New Roman" w:cs="Times New Roman"/>
-          <w:sz w:val="28"/>
-          <w:szCs w:val="28"/>
-        </w:rPr>
-        <w:t>mod 20 = 3</w:t>
+      <w:proofErr w:type="spellStart"/>
+      <w:r>
+        <w:rPr>
+          <w:rFonts w:ascii="Times New Roman" w:hAnsi="Times New Roman" w:cs="Times New Roman"/>
+          <w:sz w:val="28"/>
+          <w:szCs w:val="28"/>
+        </w:rPr>
+        <w:t>mod</w:t>
+      </w:r>
+      <w:proofErr w:type="spellEnd"/>
+      <w:r>
+        <w:rPr>
+          <w:rFonts w:ascii="Times New Roman" w:hAnsi="Times New Roman" w:cs="Times New Roman"/>
+          <w:sz w:val="28"/>
+          <w:szCs w:val="28"/>
+        </w:rPr>
+        <w:t xml:space="preserve"> 20 = 3</w:t>
       </w:r>
     </w:p>
     <w:p>
@@ -1531,7 +1645,15 @@
           <w:sz w:val="28"/>
           <w:szCs w:val="28"/>
         </w:rPr>
-        <w:t>29</w:t>
+        <w:t>1</w:t>
+      </w:r>
+      <w:r>
+        <w:rPr>
+          <w:rFonts w:ascii="Times New Roman" w:hAnsi="Times New Roman" w:cs="Times New Roman"/>
+          <w:sz w:val="28"/>
+          <w:szCs w:val="28"/>
+        </w:rPr>
+        <w:t>9</w:t>
       </w:r>
       <w:r>
         <w:rPr>
@@ -1547,7 +1669,7 @@
           <w:sz w:val="28"/>
           <w:szCs w:val="28"/>
         </w:rPr>
-        <w:t>28</w:t>
+        <w:t>18</w:t>
       </w:r>
       <w:r>
         <w:rPr>
@@ -1563,7 +1685,7 @@
           <w:sz w:val="28"/>
           <w:szCs w:val="28"/>
         </w:rPr>
-        <w:t>2 * 7</w:t>
+        <w:t>3 * 3</w:t>
       </w:r>
     </w:p>
     <w:tbl>
@@ -1573,18 +1695,18 @@
         <w:tblLook w:val="04A0" w:firstRow="1" w:lastRow="0" w:firstColumn="1" w:lastColumn="0" w:noHBand="0" w:noVBand="1"/>
       </w:tblPr>
       <w:tblGrid>
-        <w:gridCol w:w="1785"/>
-        <w:gridCol w:w="1979"/>
-        <w:gridCol w:w="2147"/>
-        <w:gridCol w:w="3134"/>
+        <w:gridCol w:w="1808"/>
+        <w:gridCol w:w="2004"/>
+        <w:gridCol w:w="2174"/>
+        <w:gridCol w:w="3174"/>
       </w:tblGrid>
       <w:tr>
         <w:trPr>
-          <w:trHeight w:val="709"/>
+          <w:trHeight w:val="1117"/>
         </w:trPr>
         <w:tc>
           <w:tcPr>
-            <w:tcW w:w="1785" w:type="dxa"/>
+            <w:tcW w:w="1808" w:type="dxa"/>
           </w:tcPr>
           <w:p>
             <w:pPr>
@@ -1592,16 +1714,16 @@
               <w:rPr>
                 <w:rFonts w:ascii="Times New Roman" w:hAnsi="Times New Roman" w:cs="Times New Roman"/>
                 <w:b/>
-                <w:sz w:val="28"/>
-                <w:szCs w:val="28"/>
+                <w:sz w:val="32"/>
+                <w:szCs w:val="32"/>
               </w:rPr>
             </w:pPr>
             <w:r>
               <w:rPr>
                 <w:rFonts w:ascii="Times New Roman" w:hAnsi="Times New Roman" w:cs="Times New Roman"/>
                 <w:b/>
-                <w:sz w:val="28"/>
-                <w:szCs w:val="28"/>
+                <w:sz w:val="32"/>
+                <w:szCs w:val="32"/>
               </w:rPr>
               <w:t>g</w:t>
             </w:r>
@@ -1609,7 +1731,7 @@
         </w:tc>
         <w:tc>
           <w:tcPr>
-            <w:tcW w:w="1979" w:type="dxa"/>
+            <w:tcW w:w="2004" w:type="dxa"/>
           </w:tcPr>
           <w:p>
             <w:pPr>
@@ -1617,24 +1739,71 @@
               <w:rPr>
                 <w:rFonts w:ascii="Times New Roman" w:hAnsi="Times New Roman" w:cs="Times New Roman"/>
                 <w:b/>
-                <w:sz w:val="28"/>
-                <w:szCs w:val="28"/>
+                <w:sz w:val="32"/>
+                <w:szCs w:val="32"/>
               </w:rPr>
             </w:pPr>
             <w:r>
               <w:rPr>
                 <w:rFonts w:ascii="Times New Roman" w:hAnsi="Times New Roman" w:cs="Times New Roman"/>
                 <w:b/>
-                <w:sz w:val="28"/>
-                <w:szCs w:val="28"/>
-              </w:rPr>
-              <w:t>g^4 mod 29</w:t>
-            </w:r>
-          </w:p>
-        </w:tc>
-        <w:tc>
-          <w:tcPr>
-            <w:tcW w:w="2147" w:type="dxa"/>
+                <w:sz w:val="32"/>
+                <w:szCs w:val="32"/>
+              </w:rPr>
+              <w:t>g^</w:t>
+            </w:r>
+            <w:r>
+              <w:rPr>
+                <w:rFonts w:ascii="Times New Roman" w:hAnsi="Times New Roman" w:cs="Times New Roman"/>
+                <w:b/>
+                <w:sz w:val="32"/>
+                <w:szCs w:val="32"/>
+              </w:rPr>
+              <w:t>9</w:t>
+            </w:r>
+            <w:r>
+              <w:rPr>
+                <w:rFonts w:ascii="Times New Roman" w:hAnsi="Times New Roman" w:cs="Times New Roman"/>
+                <w:b/>
+                <w:sz w:val="32"/>
+                <w:szCs w:val="32"/>
+              </w:rPr>
+              <w:t xml:space="preserve"> </w:t>
+            </w:r>
+            <w:proofErr w:type="spellStart"/>
+            <w:r>
+              <w:rPr>
+                <w:rFonts w:ascii="Times New Roman" w:hAnsi="Times New Roman" w:cs="Times New Roman"/>
+                <w:b/>
+                <w:sz w:val="32"/>
+                <w:szCs w:val="32"/>
+              </w:rPr>
+              <w:t>mod</w:t>
+            </w:r>
+            <w:proofErr w:type="spellEnd"/>
+            <w:r>
+              <w:rPr>
+                <w:rFonts w:ascii="Times New Roman" w:hAnsi="Times New Roman" w:cs="Times New Roman"/>
+                <w:b/>
+                <w:sz w:val="32"/>
+                <w:szCs w:val="32"/>
+              </w:rPr>
+              <w:t xml:space="preserve"> </w:t>
+            </w:r>
+            <w:r>
+              <w:rPr>
+                <w:rFonts w:ascii="Times New Roman" w:hAnsi="Times New Roman" w:cs="Times New Roman"/>
+                <w:b/>
+                <w:sz w:val="32"/>
+                <w:szCs w:val="32"/>
+              </w:rPr>
+              <w:t>19</w:t>
+            </w:r>
+          </w:p>
+        </w:tc>
+        <w:tc>
+          <w:tcPr>
+            <w:tcW w:w="2174" w:type="dxa"/>
           </w:tcPr>
           <w:p>
             <w:pPr>
@@ -1642,16 +1811,16 @@
               <w:rPr>
                 <w:rFonts w:ascii="Times New Roman" w:hAnsi="Times New Roman" w:cs="Times New Roman"/>
                 <w:b/>
-                <w:sz w:val="28"/>
-                <w:szCs w:val="28"/>
+                <w:sz w:val="32"/>
+                <w:szCs w:val="32"/>
               </w:rPr>
             </w:pPr>
             <w:r>
               <w:rPr>
                 <w:rFonts w:ascii="Times New Roman" w:hAnsi="Times New Roman" w:cs="Times New Roman"/>
                 <w:b/>
-                <w:sz w:val="28"/>
-                <w:szCs w:val="28"/>
+                <w:sz w:val="32"/>
+                <w:szCs w:val="32"/>
               </w:rPr>
               <w:t>g^</w:t>
             </w:r>
@@ -1659,34 +1828,63 @@
               <w:rPr>
                 <w:rFonts w:ascii="Times New Roman" w:hAnsi="Times New Roman" w:cs="Times New Roman"/>
                 <w:b/>
-                <w:sz w:val="28"/>
-                <w:szCs w:val="28"/>
-              </w:rPr>
-              <w:t>14</w:t>
+                <w:sz w:val="32"/>
+                <w:szCs w:val="32"/>
+              </w:rPr>
+              <w:t>6</w:t>
             </w:r>
             <w:r>
               <w:rPr>
                 <w:rFonts w:ascii="Times New Roman" w:hAnsi="Times New Roman" w:cs="Times New Roman"/>
                 <w:b/>
-                <w:sz w:val="28"/>
-                <w:szCs w:val="28"/>
-              </w:rPr>
-              <w:t xml:space="preserve"> mod </w:t>
-            </w:r>
+                <w:sz w:val="32"/>
+                <w:szCs w:val="32"/>
+              </w:rPr>
+              <w:t xml:space="preserve"> </w:t>
+            </w:r>
+            <w:proofErr w:type="spellStart"/>
             <w:r>
               <w:rPr>
                 <w:rFonts w:ascii="Times New Roman" w:hAnsi="Times New Roman" w:cs="Times New Roman"/>
                 <w:b/>
-                <w:sz w:val="28"/>
-                <w:szCs w:val="28"/>
-              </w:rPr>
-              <w:t>29</w:t>
-            </w:r>
-          </w:p>
-        </w:tc>
-        <w:tc>
-          <w:tcPr>
-            <w:tcW w:w="3134" w:type="dxa"/>
+                <w:sz w:val="32"/>
+                <w:szCs w:val="32"/>
+              </w:rPr>
+              <w:t>mod</w:t>
+            </w:r>
+            <w:proofErr w:type="spellEnd"/>
+            <w:r>
+              <w:rPr>
+                <w:rFonts w:ascii="Times New Roman" w:hAnsi="Times New Roman" w:cs="Times New Roman"/>
+                <w:b/>
+                <w:sz w:val="32"/>
+                <w:szCs w:val="32"/>
+              </w:rPr>
+              <w:t xml:space="preserve"> </w:t>
+            </w:r>
+            <w:r>
+              <w:rPr>
+                <w:rFonts w:ascii="Times New Roman" w:hAnsi="Times New Roman" w:cs="Times New Roman"/>
+                <w:b/>
+                <w:sz w:val="32"/>
+                <w:szCs w:val="32"/>
+              </w:rPr>
+              <w:t>1</w:t>
+            </w:r>
+            <w:r>
+              <w:rPr>
+                <w:rFonts w:ascii="Times New Roman" w:hAnsi="Times New Roman" w:cs="Times New Roman"/>
+                <w:b/>
+                <w:sz w:val="32"/>
+                <w:szCs w:val="32"/>
+              </w:rPr>
+              <w:t>9</w:t>
+            </w:r>
+          </w:p>
+        </w:tc>
+        <w:tc>
+          <w:tcPr>
+            <w:tcW w:w="3174" w:type="dxa"/>
           </w:tcPr>
           <w:p>
             <w:pPr>
@@ -1694,16 +1892,16 @@
               <w:rPr>
                 <w:rFonts w:ascii="Times New Roman" w:hAnsi="Times New Roman" w:cs="Times New Roman"/>
                 <w:b/>
-                <w:sz w:val="28"/>
-                <w:szCs w:val="28"/>
+                <w:sz w:val="32"/>
+                <w:szCs w:val="32"/>
               </w:rPr>
             </w:pPr>
             <w:r>
               <w:rPr>
                 <w:rFonts w:ascii="Times New Roman" w:hAnsi="Times New Roman" w:cs="Times New Roman"/>
                 <w:b/>
-                <w:sz w:val="28"/>
-                <w:szCs w:val="28"/>
+                <w:sz w:val="32"/>
+                <w:szCs w:val="32"/>
               </w:rPr>
               <w:t>Первообразный</w:t>
             </w:r>
@@ -1712,11 +1910,11 @@
       </w:tr>
       <w:tr>
         <w:trPr>
-          <w:trHeight w:val="241"/>
+          <w:trHeight w:val="365"/>
         </w:trPr>
         <w:tc>
           <w:tcPr>
-            <w:tcW w:w="1785" w:type="dxa"/>
+            <w:tcW w:w="1808" w:type="dxa"/>
             <w:vAlign w:val="center"/>
           </w:tcPr>
           <w:p>
@@ -1724,12 +1922,18 @@
               <w:jc w:val="center"/>
               <w:rPr>
                 <w:rFonts w:ascii="Times New Roman" w:hAnsi="Times New Roman" w:cs="Times New Roman"/>
+                <w:sz w:val="32"/>
+                <w:szCs w:val="32"/>
               </w:rPr>
             </w:pPr>
             <w:r>
               <w:rPr>
                 <w:rStyle w:val="a5"/>
                 <w:rFonts w:ascii="Times New Roman" w:hAnsi="Times New Roman" w:cs="Times New Roman"/>
+                <w:b w:val="0"/>
+                <w:bCs w:val="0"/>
+                <w:sz w:val="32"/>
+                <w:szCs w:val="32"/>
               </w:rPr>
               <w:t>2</w:t>
             </w:r>
@@ -1737,7 +1941,7 @@
         </w:tc>
         <w:tc>
           <w:tcPr>
-            <w:tcW w:w="1979" w:type="dxa"/>
+            <w:tcW w:w="2004" w:type="dxa"/>
             <w:vAlign w:val="center"/>
           </w:tcPr>
           <w:p>
@@ -1745,19 +1949,23 @@
               <w:jc w:val="center"/>
               <w:rPr>
                 <w:rFonts w:ascii="Times New Roman" w:hAnsi="Times New Roman" w:cs="Times New Roman"/>
-              </w:rPr>
-            </w:pPr>
-            <w:r>
-              <w:rPr>
-                <w:rFonts w:ascii="Times New Roman" w:hAnsi="Times New Roman" w:cs="Times New Roman"/>
-              </w:rPr>
-              <w:t>16</w:t>
-            </w:r>
-          </w:p>
-        </w:tc>
-        <w:tc>
-          <w:tcPr>
-            <w:tcW w:w="2147" w:type="dxa"/>
+                <w:sz w:val="32"/>
+                <w:szCs w:val="32"/>
+              </w:rPr>
+            </w:pPr>
+            <w:r>
+              <w:rPr>
+                <w:rFonts w:ascii="Times New Roman" w:hAnsi="Times New Roman" w:cs="Times New Roman"/>
+                <w:sz w:val="32"/>
+                <w:szCs w:val="32"/>
+              </w:rPr>
+              <w:t>18</w:t>
+            </w:r>
+          </w:p>
+        </w:tc>
+        <w:tc>
+          <w:tcPr>
+            <w:tcW w:w="2174" w:type="dxa"/>
             <w:vAlign w:val="center"/>
           </w:tcPr>
           <w:p>
@@ -1765,19 +1973,23 @@
               <w:jc w:val="center"/>
               <w:rPr>
                 <w:rFonts w:ascii="Times New Roman" w:hAnsi="Times New Roman" w:cs="Times New Roman"/>
-              </w:rPr>
-            </w:pPr>
-            <w:r>
-              <w:rPr>
-                <w:rFonts w:ascii="Times New Roman" w:hAnsi="Times New Roman" w:cs="Times New Roman"/>
-              </w:rPr>
-              <w:t>28</w:t>
-            </w:r>
-          </w:p>
-        </w:tc>
-        <w:tc>
-          <w:tcPr>
-            <w:tcW w:w="3134" w:type="dxa"/>
+                <w:sz w:val="32"/>
+                <w:szCs w:val="32"/>
+              </w:rPr>
+            </w:pPr>
+            <w:r>
+              <w:rPr>
+                <w:rFonts w:ascii="Times New Roman" w:hAnsi="Times New Roman" w:cs="Times New Roman"/>
+                <w:sz w:val="32"/>
+                <w:szCs w:val="32"/>
+              </w:rPr>
+              <w:t>7</w:t>
+            </w:r>
+          </w:p>
+        </w:tc>
+        <w:tc>
+          <w:tcPr>
+            <w:tcW w:w="3174" w:type="dxa"/>
             <w:vAlign w:val="center"/>
           </w:tcPr>
           <w:p>
@@ -1785,12 +1997,18 @@
               <w:jc w:val="center"/>
               <w:rPr>
                 <w:rFonts w:ascii="Times New Roman" w:hAnsi="Times New Roman" w:cs="Times New Roman"/>
+                <w:sz w:val="32"/>
+                <w:szCs w:val="32"/>
               </w:rPr>
             </w:pPr>
             <w:r>
               <w:rPr>
                 <w:rStyle w:val="a5"/>
                 <w:rFonts w:ascii="Times New Roman" w:hAnsi="Times New Roman" w:cs="Times New Roman"/>
+                <w:b w:val="0"/>
+                <w:bCs w:val="0"/>
+                <w:sz w:val="32"/>
+                <w:szCs w:val="32"/>
               </w:rPr>
               <w:t>+</w:t>
             </w:r>
@@ -1799,11 +2017,11 @@
       </w:tr>
       <w:tr>
         <w:trPr>
-          <w:trHeight w:val="256"/>
+          <w:trHeight w:val="344"/>
         </w:trPr>
         <w:tc>
           <w:tcPr>
-            <w:tcW w:w="1785" w:type="dxa"/>
+            <w:tcW w:w="1808" w:type="dxa"/>
             <w:vAlign w:val="center"/>
           </w:tcPr>
           <w:p>
@@ -1811,12 +2029,18 @@
               <w:jc w:val="center"/>
               <w:rPr>
                 <w:rFonts w:ascii="Times New Roman" w:hAnsi="Times New Roman" w:cs="Times New Roman"/>
+                <w:sz w:val="32"/>
+                <w:szCs w:val="32"/>
               </w:rPr>
             </w:pPr>
             <w:r>
               <w:rPr>
                 <w:rStyle w:val="a5"/>
                 <w:rFonts w:ascii="Times New Roman" w:hAnsi="Times New Roman" w:cs="Times New Roman"/>
+                <w:b w:val="0"/>
+                <w:bCs w:val="0"/>
+                <w:sz w:val="32"/>
+                <w:szCs w:val="32"/>
               </w:rPr>
               <w:t>3</w:t>
             </w:r>
@@ -1824,7 +2048,7 @@
         </w:tc>
         <w:tc>
           <w:tcPr>
-            <w:tcW w:w="1979" w:type="dxa"/>
+            <w:tcW w:w="2004" w:type="dxa"/>
             <w:vAlign w:val="center"/>
           </w:tcPr>
           <w:p>
@@ -1832,19 +2056,23 @@
               <w:jc w:val="center"/>
               <w:rPr>
                 <w:rFonts w:ascii="Times New Roman" w:hAnsi="Times New Roman" w:cs="Times New Roman"/>
-              </w:rPr>
-            </w:pPr>
-            <w:r>
-              <w:rPr>
-                <w:rFonts w:ascii="Times New Roman" w:hAnsi="Times New Roman" w:cs="Times New Roman"/>
-              </w:rPr>
-              <w:t>23</w:t>
-            </w:r>
-          </w:p>
-        </w:tc>
-        <w:tc>
-          <w:tcPr>
-            <w:tcW w:w="2147" w:type="dxa"/>
+                <w:sz w:val="32"/>
+                <w:szCs w:val="32"/>
+              </w:rPr>
+            </w:pPr>
+            <w:r>
+              <w:rPr>
+                <w:rFonts w:ascii="Times New Roman" w:hAnsi="Times New Roman" w:cs="Times New Roman"/>
+                <w:sz w:val="32"/>
+                <w:szCs w:val="32"/>
+              </w:rPr>
+              <w:t>18</w:t>
+            </w:r>
+          </w:p>
+        </w:tc>
+        <w:tc>
+          <w:tcPr>
+            <w:tcW w:w="2174" w:type="dxa"/>
             <w:vAlign w:val="center"/>
           </w:tcPr>
           <w:p>
@@ -1852,19 +2080,23 @@
               <w:jc w:val="center"/>
               <w:rPr>
                 <w:rFonts w:ascii="Times New Roman" w:hAnsi="Times New Roman" w:cs="Times New Roman"/>
-              </w:rPr>
-            </w:pPr>
-            <w:r>
-              <w:rPr>
-                <w:rFonts w:ascii="Times New Roman" w:hAnsi="Times New Roman" w:cs="Times New Roman"/>
-              </w:rPr>
-              <w:t>28</w:t>
-            </w:r>
-          </w:p>
-        </w:tc>
-        <w:tc>
-          <w:tcPr>
-            <w:tcW w:w="3134" w:type="dxa"/>
+                <w:sz w:val="32"/>
+                <w:szCs w:val="32"/>
+              </w:rPr>
+            </w:pPr>
+            <w:r>
+              <w:rPr>
+                <w:rFonts w:ascii="Times New Roman" w:hAnsi="Times New Roman" w:cs="Times New Roman"/>
+                <w:sz w:val="32"/>
+                <w:szCs w:val="32"/>
+              </w:rPr>
+              <w:t>7</w:t>
+            </w:r>
+          </w:p>
+        </w:tc>
+        <w:tc>
+          <w:tcPr>
+            <w:tcW w:w="3174" w:type="dxa"/>
             <w:vAlign w:val="center"/>
           </w:tcPr>
           <w:p>
@@ -1872,12 +2104,18 @@
               <w:jc w:val="center"/>
               <w:rPr>
                 <w:rFonts w:ascii="Times New Roman" w:hAnsi="Times New Roman" w:cs="Times New Roman"/>
+                <w:sz w:val="32"/>
+                <w:szCs w:val="32"/>
               </w:rPr>
             </w:pPr>
             <w:r>
               <w:rPr>
                 <w:rStyle w:val="a5"/>
                 <w:rFonts w:ascii="Times New Roman" w:hAnsi="Times New Roman" w:cs="Times New Roman"/>
+                <w:b w:val="0"/>
+                <w:bCs w:val="0"/>
+                <w:sz w:val="32"/>
+                <w:szCs w:val="32"/>
               </w:rPr>
               <w:t>+</w:t>
             </w:r>
@@ -1886,11 +2124,11 @@
       </w:tr>
       <w:tr>
         <w:trPr>
-          <w:trHeight w:val="241"/>
+          <w:trHeight w:val="365"/>
         </w:trPr>
         <w:tc>
           <w:tcPr>
-            <w:tcW w:w="1785" w:type="dxa"/>
+            <w:tcW w:w="1808" w:type="dxa"/>
             <w:vAlign w:val="center"/>
           </w:tcPr>
           <w:p>
@@ -1898,12 +2136,18 @@
               <w:jc w:val="center"/>
               <w:rPr>
                 <w:rFonts w:ascii="Times New Roman" w:hAnsi="Times New Roman" w:cs="Times New Roman"/>
+                <w:sz w:val="32"/>
+                <w:szCs w:val="32"/>
               </w:rPr>
             </w:pPr>
             <w:r>
               <w:rPr>
                 <w:rStyle w:val="a5"/>
                 <w:rFonts w:ascii="Times New Roman" w:hAnsi="Times New Roman" w:cs="Times New Roman"/>
+                <w:b w:val="0"/>
+                <w:bCs w:val="0"/>
+                <w:sz w:val="32"/>
+                <w:szCs w:val="32"/>
               </w:rPr>
               <w:t>4</w:t>
             </w:r>
@@ -1911,7 +2155,7 @@
         </w:tc>
         <w:tc>
           <w:tcPr>
-            <w:tcW w:w="1979" w:type="dxa"/>
+            <w:tcW w:w="2004" w:type="dxa"/>
             <w:vAlign w:val="center"/>
           </w:tcPr>
           <w:p>
@@ -1919,19 +2163,26 @@
               <w:jc w:val="center"/>
               <w:rPr>
                 <w:rFonts w:ascii="Times New Roman" w:hAnsi="Times New Roman" w:cs="Times New Roman"/>
-              </w:rPr>
-            </w:pPr>
-            <w:r>
-              <w:rPr>
-                <w:rFonts w:ascii="Times New Roman" w:hAnsi="Times New Roman" w:cs="Times New Roman"/>
-              </w:rPr>
-              <w:t>24</w:t>
-            </w:r>
-          </w:p>
-        </w:tc>
-        <w:tc>
-          <w:tcPr>
-            <w:tcW w:w="2147" w:type="dxa"/>
+                <w:sz w:val="32"/>
+                <w:szCs w:val="32"/>
+              </w:rPr>
+            </w:pPr>
+            <w:r>
+              <w:rPr>
+                <w:rStyle w:val="a5"/>
+                <w:rFonts w:ascii="Times New Roman" w:hAnsi="Times New Roman" w:cs="Times New Roman"/>
+                <w:b w:val="0"/>
+                <w:bCs w:val="0"/>
+                <w:sz w:val="32"/>
+                <w:szCs w:val="32"/>
+              </w:rPr>
+              <w:t>1</w:t>
+            </w:r>
+          </w:p>
+        </w:tc>
+        <w:tc>
+          <w:tcPr>
+            <w:tcW w:w="2174" w:type="dxa"/>
             <w:vAlign w:val="center"/>
           </w:tcPr>
           <w:p>
@@ -1939,19 +2190,23 @@
               <w:jc w:val="center"/>
               <w:rPr>
                 <w:rFonts w:ascii="Times New Roman" w:hAnsi="Times New Roman" w:cs="Times New Roman"/>
-              </w:rPr>
-            </w:pPr>
-            <w:r>
-              <w:rPr>
-                <w:rFonts w:ascii="Times New Roman" w:hAnsi="Times New Roman" w:cs="Times New Roman"/>
-              </w:rPr>
-              <w:t>1</w:t>
-            </w:r>
-          </w:p>
-        </w:tc>
-        <w:tc>
-          <w:tcPr>
-            <w:tcW w:w="3134" w:type="dxa"/>
+                <w:sz w:val="32"/>
+                <w:szCs w:val="32"/>
+              </w:rPr>
+            </w:pPr>
+            <w:r>
+              <w:rPr>
+                <w:rFonts w:ascii="Times New Roman" w:hAnsi="Times New Roman" w:cs="Times New Roman"/>
+                <w:sz w:val="32"/>
+                <w:szCs w:val="32"/>
+              </w:rPr>
+              <w:t>11</w:t>
+            </w:r>
+          </w:p>
+        </w:tc>
+        <w:tc>
+          <w:tcPr>
+            <w:tcW w:w="3174" w:type="dxa"/>
             <w:vAlign w:val="center"/>
           </w:tcPr>
           <w:p>
@@ -1959,12 +2214,18 @@
               <w:jc w:val="center"/>
               <w:rPr>
                 <w:rFonts w:ascii="Times New Roman" w:hAnsi="Times New Roman" w:cs="Times New Roman"/>
+                <w:sz w:val="32"/>
+                <w:szCs w:val="32"/>
               </w:rPr>
             </w:pPr>
             <w:r>
               <w:rPr>
                 <w:rStyle w:val="a5"/>
                 <w:rFonts w:ascii="Times New Roman" w:hAnsi="Times New Roman" w:cs="Times New Roman"/>
+                <w:b w:val="0"/>
+                <w:bCs w:val="0"/>
+                <w:sz w:val="32"/>
+                <w:szCs w:val="32"/>
               </w:rPr>
               <w:t>–</w:t>
             </w:r>
@@ -1973,11 +2234,11 @@
       </w:tr>
       <w:tr>
         <w:trPr>
-          <w:trHeight w:val="256"/>
+          <w:trHeight w:val="344"/>
         </w:trPr>
         <w:tc>
           <w:tcPr>
-            <w:tcW w:w="1785" w:type="dxa"/>
+            <w:tcW w:w="1808" w:type="dxa"/>
             <w:vAlign w:val="center"/>
           </w:tcPr>
           <w:p>
@@ -1985,12 +2246,18 @@
               <w:jc w:val="center"/>
               <w:rPr>
                 <w:rFonts w:ascii="Times New Roman" w:hAnsi="Times New Roman" w:cs="Times New Roman"/>
+                <w:sz w:val="32"/>
+                <w:szCs w:val="32"/>
               </w:rPr>
             </w:pPr>
             <w:r>
               <w:rPr>
                 <w:rStyle w:val="a5"/>
                 <w:rFonts w:ascii="Times New Roman" w:hAnsi="Times New Roman" w:cs="Times New Roman"/>
+                <w:b w:val="0"/>
+                <w:bCs w:val="0"/>
+                <w:sz w:val="32"/>
+                <w:szCs w:val="32"/>
               </w:rPr>
               <w:t>5</w:t>
             </w:r>
@@ -1998,7 +2265,7 @@
         </w:tc>
         <w:tc>
           <w:tcPr>
-            <w:tcW w:w="1979" w:type="dxa"/>
+            <w:tcW w:w="2004" w:type="dxa"/>
             <w:vAlign w:val="center"/>
           </w:tcPr>
           <w:p>
@@ -2006,19 +2273,26 @@
               <w:jc w:val="center"/>
               <w:rPr>
                 <w:rFonts w:ascii="Times New Roman" w:hAnsi="Times New Roman" w:cs="Times New Roman"/>
-              </w:rPr>
-            </w:pPr>
-            <w:r>
-              <w:rPr>
-                <w:rFonts w:ascii="Times New Roman" w:hAnsi="Times New Roman" w:cs="Times New Roman"/>
-              </w:rPr>
-              <w:t>16</w:t>
-            </w:r>
-          </w:p>
-        </w:tc>
-        <w:tc>
-          <w:tcPr>
-            <w:tcW w:w="2147" w:type="dxa"/>
+                <w:sz w:val="32"/>
+                <w:szCs w:val="32"/>
+              </w:rPr>
+            </w:pPr>
+            <w:r>
+              <w:rPr>
+                <w:rStyle w:val="a5"/>
+                <w:rFonts w:ascii="Times New Roman" w:hAnsi="Times New Roman" w:cs="Times New Roman"/>
+                <w:b w:val="0"/>
+                <w:bCs w:val="0"/>
+                <w:sz w:val="32"/>
+                <w:szCs w:val="32"/>
+              </w:rPr>
+              <w:t>1</w:t>
+            </w:r>
+          </w:p>
+        </w:tc>
+        <w:tc>
+          <w:tcPr>
+            <w:tcW w:w="2174" w:type="dxa"/>
             <w:vAlign w:val="center"/>
           </w:tcPr>
           <w:p>
@@ -2026,19 +2300,23 @@
               <w:jc w:val="center"/>
               <w:rPr>
                 <w:rFonts w:ascii="Times New Roman" w:hAnsi="Times New Roman" w:cs="Times New Roman"/>
-              </w:rPr>
-            </w:pPr>
-            <w:r>
-              <w:rPr>
-                <w:rFonts w:ascii="Times New Roman" w:hAnsi="Times New Roman" w:cs="Times New Roman"/>
-              </w:rPr>
-              <w:t>1</w:t>
-            </w:r>
-          </w:p>
-        </w:tc>
-        <w:tc>
-          <w:tcPr>
-            <w:tcW w:w="3134" w:type="dxa"/>
+                <w:sz w:val="32"/>
+                <w:szCs w:val="32"/>
+              </w:rPr>
+            </w:pPr>
+            <w:r>
+              <w:rPr>
+                <w:rFonts w:ascii="Times New Roman" w:hAnsi="Times New Roman" w:cs="Times New Roman"/>
+                <w:sz w:val="32"/>
+                <w:szCs w:val="32"/>
+              </w:rPr>
+              <w:t>7</w:t>
+            </w:r>
+          </w:p>
+        </w:tc>
+        <w:tc>
+          <w:tcPr>
+            <w:tcW w:w="3174" w:type="dxa"/>
             <w:vAlign w:val="center"/>
           </w:tcPr>
           <w:p>
@@ -2046,12 +2324,18 @@
               <w:jc w:val="center"/>
               <w:rPr>
                 <w:rFonts w:ascii="Times New Roman" w:hAnsi="Times New Roman" w:cs="Times New Roman"/>
+                <w:sz w:val="32"/>
+                <w:szCs w:val="32"/>
               </w:rPr>
             </w:pPr>
             <w:r>
               <w:rPr>
                 <w:rStyle w:val="a5"/>
                 <w:rFonts w:ascii="Times New Roman" w:hAnsi="Times New Roman" w:cs="Times New Roman"/>
+                <w:b w:val="0"/>
+                <w:bCs w:val="0"/>
+                <w:sz w:val="32"/>
+                <w:szCs w:val="32"/>
               </w:rPr>
               <w:t>–</w:t>
             </w:r>
@@ -2060,11 +2344,11 @@
       </w:tr>
       <w:tr>
         <w:trPr>
-          <w:trHeight w:val="241"/>
+          <w:trHeight w:val="365"/>
         </w:trPr>
         <w:tc>
           <w:tcPr>
-            <w:tcW w:w="1785" w:type="dxa"/>
+            <w:tcW w:w="1808" w:type="dxa"/>
             <w:vAlign w:val="center"/>
           </w:tcPr>
           <w:p>
@@ -2072,12 +2356,18 @@
               <w:jc w:val="center"/>
               <w:rPr>
                 <w:rFonts w:ascii="Times New Roman" w:hAnsi="Times New Roman" w:cs="Times New Roman"/>
+                <w:sz w:val="32"/>
+                <w:szCs w:val="32"/>
               </w:rPr>
             </w:pPr>
             <w:r>
               <w:rPr>
                 <w:rStyle w:val="a5"/>
                 <w:rFonts w:ascii="Times New Roman" w:hAnsi="Times New Roman" w:cs="Times New Roman"/>
+                <w:b w:val="0"/>
+                <w:bCs w:val="0"/>
+                <w:sz w:val="32"/>
+                <w:szCs w:val="32"/>
               </w:rPr>
               <w:t>6</w:t>
             </w:r>
@@ -2085,7 +2375,7 @@
         </w:tc>
         <w:tc>
           <w:tcPr>
-            <w:tcW w:w="1979" w:type="dxa"/>
+            <w:tcW w:w="2004" w:type="dxa"/>
             <w:vAlign w:val="center"/>
           </w:tcPr>
           <w:p>
@@ -2093,19 +2383,26 @@
               <w:jc w:val="center"/>
               <w:rPr>
                 <w:rFonts w:ascii="Times New Roman" w:hAnsi="Times New Roman" w:cs="Times New Roman"/>
-              </w:rPr>
-            </w:pPr>
-            <w:r>
-              <w:rPr>
-                <w:rFonts w:ascii="Times New Roman" w:hAnsi="Times New Roman" w:cs="Times New Roman"/>
-              </w:rPr>
-              <w:t>20</w:t>
-            </w:r>
-          </w:p>
-        </w:tc>
-        <w:tc>
-          <w:tcPr>
-            <w:tcW w:w="2147" w:type="dxa"/>
+                <w:sz w:val="32"/>
+                <w:szCs w:val="32"/>
+              </w:rPr>
+            </w:pPr>
+            <w:r>
+              <w:rPr>
+                <w:rStyle w:val="a5"/>
+                <w:rFonts w:ascii="Times New Roman" w:hAnsi="Times New Roman" w:cs="Times New Roman"/>
+                <w:b w:val="0"/>
+                <w:bCs w:val="0"/>
+                <w:sz w:val="32"/>
+                <w:szCs w:val="32"/>
+              </w:rPr>
+              <w:t>1</w:t>
+            </w:r>
+          </w:p>
+        </w:tc>
+        <w:tc>
+          <w:tcPr>
+            <w:tcW w:w="2174" w:type="dxa"/>
             <w:vAlign w:val="center"/>
           </w:tcPr>
           <w:p>
@@ -2113,19 +2410,23 @@
               <w:jc w:val="center"/>
               <w:rPr>
                 <w:rFonts w:ascii="Times New Roman" w:hAnsi="Times New Roman" w:cs="Times New Roman"/>
-              </w:rPr>
-            </w:pPr>
-            <w:r>
-              <w:rPr>
-                <w:rFonts w:ascii="Times New Roman" w:hAnsi="Times New Roman" w:cs="Times New Roman"/>
-              </w:rPr>
-              <w:t>1</w:t>
-            </w:r>
-          </w:p>
-        </w:tc>
-        <w:tc>
-          <w:tcPr>
-            <w:tcW w:w="3134" w:type="dxa"/>
+                <w:sz w:val="32"/>
+                <w:szCs w:val="32"/>
+              </w:rPr>
+            </w:pPr>
+            <w:r>
+              <w:rPr>
+                <w:rFonts w:ascii="Times New Roman" w:hAnsi="Times New Roman" w:cs="Times New Roman"/>
+                <w:sz w:val="32"/>
+                <w:szCs w:val="32"/>
+              </w:rPr>
+              <w:t>11</w:t>
+            </w:r>
+          </w:p>
+        </w:tc>
+        <w:tc>
+          <w:tcPr>
+            <w:tcW w:w="3174" w:type="dxa"/>
             <w:vAlign w:val="center"/>
           </w:tcPr>
           <w:p>
@@ -2133,12 +2434,18 @@
               <w:jc w:val="center"/>
               <w:rPr>
                 <w:rFonts w:ascii="Times New Roman" w:hAnsi="Times New Roman" w:cs="Times New Roman"/>
+                <w:sz w:val="32"/>
+                <w:szCs w:val="32"/>
               </w:rPr>
             </w:pPr>
             <w:r>
               <w:rPr>
                 <w:rStyle w:val="a5"/>
                 <w:rFonts w:ascii="Times New Roman" w:hAnsi="Times New Roman" w:cs="Times New Roman"/>
+                <w:b w:val="0"/>
+                <w:bCs w:val="0"/>
+                <w:sz w:val="32"/>
+                <w:szCs w:val="32"/>
               </w:rPr>
               <w:t>–</w:t>
             </w:r>
@@ -2147,11 +2454,11 @@
       </w:tr>
       <w:tr>
         <w:trPr>
-          <w:trHeight w:val="256"/>
+          <w:trHeight w:val="344"/>
         </w:trPr>
         <w:tc>
           <w:tcPr>
-            <w:tcW w:w="1785" w:type="dxa"/>
+            <w:tcW w:w="1808" w:type="dxa"/>
             <w:vAlign w:val="center"/>
           </w:tcPr>
           <w:p>
@@ -2159,12 +2466,20 @@
               <w:jc w:val="center"/>
               <w:rPr>
                 <w:rFonts w:ascii="Times New Roman" w:hAnsi="Times New Roman" w:cs="Times New Roman"/>
+                <w:b/>
+                <w:bCs/>
+                <w:sz w:val="32"/>
+                <w:szCs w:val="32"/>
               </w:rPr>
             </w:pPr>
             <w:r>
               <w:rPr>
                 <w:rStyle w:val="a5"/>
                 <w:rFonts w:ascii="Times New Roman" w:hAnsi="Times New Roman" w:cs="Times New Roman"/>
+                <w:b w:val="0"/>
+                <w:bCs w:val="0"/>
+                <w:sz w:val="32"/>
+                <w:szCs w:val="32"/>
               </w:rPr>
               <w:t>7</w:t>
             </w:r>
@@ -2172,7 +2487,7 @@
         </w:tc>
         <w:tc>
           <w:tcPr>
-            <w:tcW w:w="1979" w:type="dxa"/>
+            <w:tcW w:w="2004" w:type="dxa"/>
             <w:vAlign w:val="center"/>
           </w:tcPr>
           <w:p>
@@ -2180,19 +2495,28 @@
               <w:jc w:val="center"/>
               <w:rPr>
                 <w:rFonts w:ascii="Times New Roman" w:hAnsi="Times New Roman" w:cs="Times New Roman"/>
-              </w:rPr>
-            </w:pPr>
-            <w:r>
-              <w:rPr>
-                <w:rFonts w:ascii="Times New Roman" w:hAnsi="Times New Roman" w:cs="Times New Roman"/>
-              </w:rPr>
-              <w:t>23</w:t>
-            </w:r>
-          </w:p>
-        </w:tc>
-        <w:tc>
-          <w:tcPr>
-            <w:tcW w:w="2147" w:type="dxa"/>
+                <w:b/>
+                <w:bCs/>
+                <w:sz w:val="32"/>
+                <w:szCs w:val="32"/>
+              </w:rPr>
+            </w:pPr>
+            <w:r>
+              <w:rPr>
+                <w:rStyle w:val="a5"/>
+                <w:rFonts w:ascii="Times New Roman" w:hAnsi="Times New Roman" w:cs="Times New Roman"/>
+                <w:b w:val="0"/>
+                <w:bCs w:val="0"/>
+                <w:sz w:val="32"/>
+                <w:szCs w:val="32"/>
+              </w:rPr>
+              <w:t>1</w:t>
+            </w:r>
+          </w:p>
+        </w:tc>
+        <w:tc>
+          <w:tcPr>
+            <w:tcW w:w="2174" w:type="dxa"/>
             <w:vAlign w:val="center"/>
           </w:tcPr>
           <w:p>
@@ -2200,11 +2524,20 @@
               <w:jc w:val="center"/>
               <w:rPr>
                 <w:rFonts w:ascii="Times New Roman" w:hAnsi="Times New Roman" w:cs="Times New Roman"/>
-              </w:rPr>
-            </w:pPr>
-            <w:r>
-              <w:rPr>
-                <w:rFonts w:ascii="Times New Roman" w:hAnsi="Times New Roman" w:cs="Times New Roman"/>
+                <w:b/>
+                <w:bCs/>
+                <w:sz w:val="32"/>
+                <w:szCs w:val="32"/>
+              </w:rPr>
+            </w:pPr>
+            <w:r>
+              <w:rPr>
+                <w:rStyle w:val="a5"/>
+                <w:rFonts w:ascii="Times New Roman" w:hAnsi="Times New Roman" w:cs="Times New Roman"/>
+                <w:b w:val="0"/>
+                <w:bCs w:val="0"/>
+                <w:sz w:val="32"/>
+                <w:szCs w:val="32"/>
               </w:rPr>
               <w:t>1</w:t>
             </w:r>
@@ -2212,7 +2545,7 @@
         </w:tc>
         <w:tc>
           <w:tcPr>
-            <w:tcW w:w="3134" w:type="dxa"/>
+            <w:tcW w:w="3174" w:type="dxa"/>
             <w:vAlign w:val="center"/>
           </w:tcPr>
           <w:p>
@@ -2220,12 +2553,20 @@
               <w:jc w:val="center"/>
               <w:rPr>
                 <w:rFonts w:ascii="Times New Roman" w:hAnsi="Times New Roman" w:cs="Times New Roman"/>
+                <w:b/>
+                <w:bCs/>
+                <w:sz w:val="32"/>
+                <w:szCs w:val="32"/>
               </w:rPr>
             </w:pPr>
             <w:r>
               <w:rPr>
                 <w:rStyle w:val="a5"/>
                 <w:rFonts w:ascii="Times New Roman" w:hAnsi="Times New Roman" w:cs="Times New Roman"/>
+                <w:b w:val="0"/>
+                <w:bCs w:val="0"/>
+                <w:sz w:val="32"/>
+                <w:szCs w:val="32"/>
               </w:rPr>
               <w:t>–</w:t>
             </w:r>
@@ -2234,11 +2575,11 @@
       </w:tr>
       <w:tr>
         <w:trPr>
-          <w:trHeight w:val="241"/>
+          <w:trHeight w:val="365"/>
         </w:trPr>
         <w:tc>
           <w:tcPr>
-            <w:tcW w:w="1785" w:type="dxa"/>
+            <w:tcW w:w="1808" w:type="dxa"/>
             <w:vAlign w:val="center"/>
           </w:tcPr>
           <w:p>
@@ -2246,12 +2587,18 @@
               <w:jc w:val="center"/>
               <w:rPr>
                 <w:rFonts w:ascii="Times New Roman" w:hAnsi="Times New Roman" w:cs="Times New Roman"/>
+                <w:sz w:val="32"/>
+                <w:szCs w:val="32"/>
               </w:rPr>
             </w:pPr>
             <w:r>
               <w:rPr>
                 <w:rStyle w:val="a5"/>
                 <w:rFonts w:ascii="Times New Roman" w:hAnsi="Times New Roman" w:cs="Times New Roman"/>
+                <w:b w:val="0"/>
+                <w:bCs w:val="0"/>
+                <w:sz w:val="32"/>
+                <w:szCs w:val="32"/>
               </w:rPr>
               <w:t>8</w:t>
             </w:r>
@@ -2259,7 +2606,7 @@
         </w:tc>
         <w:tc>
           <w:tcPr>
-            <w:tcW w:w="1979" w:type="dxa"/>
+            <w:tcW w:w="2004" w:type="dxa"/>
             <w:vAlign w:val="center"/>
           </w:tcPr>
           <w:p>
@@ -2267,19 +2614,23 @@
               <w:jc w:val="center"/>
               <w:rPr>
                 <w:rFonts w:ascii="Times New Roman" w:hAnsi="Times New Roman" w:cs="Times New Roman"/>
-              </w:rPr>
-            </w:pPr>
-            <w:r>
-              <w:rPr>
-                <w:rFonts w:ascii="Times New Roman" w:hAnsi="Times New Roman" w:cs="Times New Roman"/>
-              </w:rPr>
-              <w:t>7</w:t>
-            </w:r>
-          </w:p>
-        </w:tc>
-        <w:tc>
-          <w:tcPr>
-            <w:tcW w:w="2147" w:type="dxa"/>
+                <w:sz w:val="32"/>
+                <w:szCs w:val="32"/>
+              </w:rPr>
+            </w:pPr>
+            <w:r>
+              <w:rPr>
+                <w:rFonts w:ascii="Times New Roman" w:hAnsi="Times New Roman" w:cs="Times New Roman"/>
+                <w:sz w:val="32"/>
+                <w:szCs w:val="32"/>
+              </w:rPr>
+              <w:t>18</w:t>
+            </w:r>
+          </w:p>
+        </w:tc>
+        <w:tc>
+          <w:tcPr>
+            <w:tcW w:w="2174" w:type="dxa"/>
             <w:vAlign w:val="center"/>
           </w:tcPr>
           <w:p>
@@ -2287,19 +2638,26 @@
               <w:jc w:val="center"/>
               <w:rPr>
                 <w:rFonts w:ascii="Times New Roman" w:hAnsi="Times New Roman" w:cs="Times New Roman"/>
-              </w:rPr>
-            </w:pPr>
-            <w:r>
-              <w:rPr>
-                <w:rFonts w:ascii="Times New Roman" w:hAnsi="Times New Roman" w:cs="Times New Roman"/>
-              </w:rPr>
-              <w:t>28</w:t>
-            </w:r>
-          </w:p>
-        </w:tc>
-        <w:tc>
-          <w:tcPr>
-            <w:tcW w:w="3134" w:type="dxa"/>
+                <w:sz w:val="32"/>
+                <w:szCs w:val="32"/>
+              </w:rPr>
+            </w:pPr>
+            <w:r>
+              <w:rPr>
+                <w:rStyle w:val="a5"/>
+                <w:rFonts w:ascii="Times New Roman" w:hAnsi="Times New Roman" w:cs="Times New Roman"/>
+                <w:b w:val="0"/>
+                <w:bCs w:val="0"/>
+                <w:sz w:val="32"/>
+                <w:szCs w:val="32"/>
+              </w:rPr>
+              <w:t>1</w:t>
+            </w:r>
+          </w:p>
+        </w:tc>
+        <w:tc>
+          <w:tcPr>
+            <w:tcW w:w="3174" w:type="dxa"/>
             <w:vAlign w:val="center"/>
           </w:tcPr>
           <w:p>
@@ -2307,25 +2665,31 @@
               <w:jc w:val="center"/>
               <w:rPr>
                 <w:rFonts w:ascii="Times New Roman" w:hAnsi="Times New Roman" w:cs="Times New Roman"/>
+                <w:sz w:val="32"/>
+                <w:szCs w:val="32"/>
               </w:rPr>
             </w:pPr>
             <w:r>
               <w:rPr>
                 <w:rStyle w:val="a5"/>
                 <w:rFonts w:ascii="Times New Roman" w:hAnsi="Times New Roman" w:cs="Times New Roman"/>
-              </w:rPr>
-              <w:t>+</w:t>
+                <w:b w:val="0"/>
+                <w:bCs w:val="0"/>
+                <w:sz w:val="32"/>
+                <w:szCs w:val="32"/>
+              </w:rPr>
+              <w:t>–</w:t>
             </w:r>
           </w:p>
         </w:tc>
       </w:tr>
       <w:tr>
         <w:trPr>
-          <w:trHeight w:val="256"/>
+          <w:trHeight w:val="344"/>
         </w:trPr>
         <w:tc>
           <w:tcPr>
-            <w:tcW w:w="1785" w:type="dxa"/>
+            <w:tcW w:w="1808" w:type="dxa"/>
             <w:vAlign w:val="center"/>
           </w:tcPr>
           <w:p>
@@ -2333,12 +2697,18 @@
               <w:jc w:val="center"/>
               <w:rPr>
                 <w:rFonts w:ascii="Times New Roman" w:hAnsi="Times New Roman" w:cs="Times New Roman"/>
+                <w:sz w:val="32"/>
+                <w:szCs w:val="32"/>
               </w:rPr>
             </w:pPr>
             <w:r>
               <w:rPr>
                 <w:rStyle w:val="a5"/>
                 <w:rFonts w:ascii="Times New Roman" w:hAnsi="Times New Roman" w:cs="Times New Roman"/>
+                <w:b w:val="0"/>
+                <w:bCs w:val="0"/>
+                <w:sz w:val="32"/>
+                <w:szCs w:val="32"/>
               </w:rPr>
               <w:t>9</w:t>
             </w:r>
@@ -2346,7 +2716,7 @@
         </w:tc>
         <w:tc>
           <w:tcPr>
-            <w:tcW w:w="1979" w:type="dxa"/>
+            <w:tcW w:w="2004" w:type="dxa"/>
             <w:vAlign w:val="center"/>
           </w:tcPr>
           <w:p>
@@ -2354,19 +2724,26 @@
               <w:jc w:val="center"/>
               <w:rPr>
                 <w:rFonts w:ascii="Times New Roman" w:hAnsi="Times New Roman" w:cs="Times New Roman"/>
-              </w:rPr>
-            </w:pPr>
-            <w:r>
-              <w:rPr>
-                <w:rFonts w:ascii="Times New Roman" w:hAnsi="Times New Roman" w:cs="Times New Roman"/>
-              </w:rPr>
-              <w:t>7</w:t>
-            </w:r>
-          </w:p>
-        </w:tc>
-        <w:tc>
-          <w:tcPr>
-            <w:tcW w:w="2147" w:type="dxa"/>
+                <w:sz w:val="32"/>
+                <w:szCs w:val="32"/>
+              </w:rPr>
+            </w:pPr>
+            <w:r>
+              <w:rPr>
+                <w:rStyle w:val="a5"/>
+                <w:rFonts w:ascii="Times New Roman" w:hAnsi="Times New Roman" w:cs="Times New Roman"/>
+                <w:b w:val="0"/>
+                <w:bCs w:val="0"/>
+                <w:sz w:val="32"/>
+                <w:szCs w:val="32"/>
+              </w:rPr>
+              <w:t>1</w:t>
+            </w:r>
+          </w:p>
+        </w:tc>
+        <w:tc>
+          <w:tcPr>
+            <w:tcW w:w="2174" w:type="dxa"/>
             <w:vAlign w:val="center"/>
           </w:tcPr>
           <w:p>
@@ -2374,19 +2751,23 @@
               <w:jc w:val="center"/>
               <w:rPr>
                 <w:rFonts w:ascii="Times New Roman" w:hAnsi="Times New Roman" w:cs="Times New Roman"/>
-              </w:rPr>
-            </w:pPr>
-            <w:r>
-              <w:rPr>
-                <w:rFonts w:ascii="Times New Roman" w:hAnsi="Times New Roman" w:cs="Times New Roman"/>
-              </w:rPr>
-              <w:t>1</w:t>
-            </w:r>
-          </w:p>
-        </w:tc>
-        <w:tc>
-          <w:tcPr>
-            <w:tcW w:w="3134" w:type="dxa"/>
+                <w:sz w:val="32"/>
+                <w:szCs w:val="32"/>
+              </w:rPr>
+            </w:pPr>
+            <w:r>
+              <w:rPr>
+                <w:rFonts w:ascii="Times New Roman" w:hAnsi="Times New Roman" w:cs="Times New Roman"/>
+                <w:sz w:val="32"/>
+                <w:szCs w:val="32"/>
+              </w:rPr>
+              <w:t>11</w:t>
+            </w:r>
+          </w:p>
+        </w:tc>
+        <w:tc>
+          <w:tcPr>
+            <w:tcW w:w="3174" w:type="dxa"/>
             <w:vAlign w:val="center"/>
           </w:tcPr>
           <w:p>
@@ -2394,12 +2775,18 @@
               <w:jc w:val="center"/>
               <w:rPr>
                 <w:rFonts w:ascii="Times New Roman" w:hAnsi="Times New Roman" w:cs="Times New Roman"/>
+                <w:sz w:val="32"/>
+                <w:szCs w:val="32"/>
               </w:rPr>
             </w:pPr>
             <w:r>
               <w:rPr>
                 <w:rStyle w:val="a5"/>
                 <w:rFonts w:ascii="Times New Roman" w:hAnsi="Times New Roman" w:cs="Times New Roman"/>
+                <w:b w:val="0"/>
+                <w:bCs w:val="0"/>
+                <w:sz w:val="32"/>
+                <w:szCs w:val="32"/>
               </w:rPr>
               <w:t>–</w:t>
             </w:r>
@@ -2408,11 +2795,11 @@
       </w:tr>
       <w:tr>
         <w:trPr>
-          <w:trHeight w:val="241"/>
+          <w:trHeight w:val="365"/>
         </w:trPr>
         <w:tc>
           <w:tcPr>
-            <w:tcW w:w="1785" w:type="dxa"/>
+            <w:tcW w:w="1808" w:type="dxa"/>
             <w:vAlign w:val="center"/>
           </w:tcPr>
           <w:p>
@@ -2420,12 +2807,18 @@
               <w:jc w:val="center"/>
               <w:rPr>
                 <w:rFonts w:ascii="Times New Roman" w:hAnsi="Times New Roman" w:cs="Times New Roman"/>
+                <w:sz w:val="32"/>
+                <w:szCs w:val="32"/>
               </w:rPr>
             </w:pPr>
             <w:r>
               <w:rPr>
                 <w:rStyle w:val="a5"/>
                 <w:rFonts w:ascii="Times New Roman" w:hAnsi="Times New Roman" w:cs="Times New Roman"/>
+                <w:b w:val="0"/>
+                <w:bCs w:val="0"/>
+                <w:sz w:val="32"/>
+                <w:szCs w:val="32"/>
               </w:rPr>
               <w:t>10</w:t>
             </w:r>
@@ -2433,7 +2826,7 @@
         </w:tc>
         <w:tc>
           <w:tcPr>
-            <w:tcW w:w="1979" w:type="dxa"/>
+            <w:tcW w:w="2004" w:type="dxa"/>
             <w:vAlign w:val="center"/>
           </w:tcPr>
           <w:p>
@@ -2441,19 +2834,23 @@
               <w:jc w:val="center"/>
               <w:rPr>
                 <w:rFonts w:ascii="Times New Roman" w:hAnsi="Times New Roman" w:cs="Times New Roman"/>
-              </w:rPr>
-            </w:pPr>
-            <w:r>
-              <w:rPr>
-                <w:rFonts w:ascii="Times New Roman" w:hAnsi="Times New Roman" w:cs="Times New Roman"/>
-              </w:rPr>
-              <w:t>24</w:t>
-            </w:r>
-          </w:p>
-        </w:tc>
-        <w:tc>
-          <w:tcPr>
-            <w:tcW w:w="2147" w:type="dxa"/>
+                <w:sz w:val="32"/>
+                <w:szCs w:val="32"/>
+              </w:rPr>
+            </w:pPr>
+            <w:r>
+              <w:rPr>
+                <w:rFonts w:ascii="Times New Roman" w:hAnsi="Times New Roman" w:cs="Times New Roman"/>
+                <w:sz w:val="32"/>
+                <w:szCs w:val="32"/>
+              </w:rPr>
+              <w:t>18</w:t>
+            </w:r>
+          </w:p>
+        </w:tc>
+        <w:tc>
+          <w:tcPr>
+            <w:tcW w:w="2174" w:type="dxa"/>
             <w:vAlign w:val="center"/>
           </w:tcPr>
           <w:p>
@@ -2461,19 +2858,23 @@
               <w:jc w:val="center"/>
               <w:rPr>
                 <w:rFonts w:ascii="Times New Roman" w:hAnsi="Times New Roman" w:cs="Times New Roman"/>
-              </w:rPr>
-            </w:pPr>
-            <w:r>
-              <w:rPr>
-                <w:rFonts w:ascii="Times New Roman" w:hAnsi="Times New Roman" w:cs="Times New Roman"/>
-              </w:rPr>
-              <w:t>28</w:t>
-            </w:r>
-          </w:p>
-        </w:tc>
-        <w:tc>
-          <w:tcPr>
-            <w:tcW w:w="3134" w:type="dxa"/>
+                <w:sz w:val="32"/>
+                <w:szCs w:val="32"/>
+              </w:rPr>
+            </w:pPr>
+            <w:r>
+              <w:rPr>
+                <w:rFonts w:ascii="Times New Roman" w:hAnsi="Times New Roman" w:cs="Times New Roman"/>
+                <w:sz w:val="32"/>
+                <w:szCs w:val="32"/>
+              </w:rPr>
+              <w:t>11</w:t>
+            </w:r>
+          </w:p>
+        </w:tc>
+        <w:tc>
+          <w:tcPr>
+            <w:tcW w:w="3174" w:type="dxa"/>
             <w:vAlign w:val="center"/>
           </w:tcPr>
           <w:p>
@@ -2481,12 +2882,18 @@
               <w:jc w:val="center"/>
               <w:rPr>
                 <w:rFonts w:ascii="Times New Roman" w:hAnsi="Times New Roman" w:cs="Times New Roman"/>
+                <w:sz w:val="32"/>
+                <w:szCs w:val="32"/>
               </w:rPr>
             </w:pPr>
             <w:r>
               <w:rPr>
                 <w:rStyle w:val="a5"/>
                 <w:rFonts w:ascii="Times New Roman" w:hAnsi="Times New Roman" w:cs="Times New Roman"/>
+                <w:b w:val="0"/>
+                <w:bCs w:val="0"/>
+                <w:sz w:val="32"/>
+                <w:szCs w:val="32"/>
               </w:rPr>
               <w:t>+</w:t>
             </w:r>
@@ -2495,11 +2902,11 @@
       </w:tr>
       <w:tr>
         <w:trPr>
-          <w:trHeight w:val="256"/>
+          <w:trHeight w:val="344"/>
         </w:trPr>
         <w:tc>
           <w:tcPr>
-            <w:tcW w:w="1785" w:type="dxa"/>
+            <w:tcW w:w="1808" w:type="dxa"/>
             <w:vAlign w:val="center"/>
           </w:tcPr>
           <w:p>
@@ -2507,12 +2914,20 @@
               <w:jc w:val="center"/>
               <w:rPr>
                 <w:rFonts w:ascii="Times New Roman" w:hAnsi="Times New Roman" w:cs="Times New Roman"/>
+                <w:b/>
+                <w:bCs/>
+                <w:sz w:val="32"/>
+                <w:szCs w:val="32"/>
               </w:rPr>
             </w:pPr>
             <w:r>
               <w:rPr>
                 <w:rStyle w:val="a5"/>
                 <w:rFonts w:ascii="Times New Roman" w:hAnsi="Times New Roman" w:cs="Times New Roman"/>
+                <w:b w:val="0"/>
+                <w:bCs w:val="0"/>
+                <w:sz w:val="32"/>
+                <w:szCs w:val="32"/>
               </w:rPr>
               <w:t>11</w:t>
             </w:r>
@@ -2520,7 +2935,7 @@
         </w:tc>
         <w:tc>
           <w:tcPr>
-            <w:tcW w:w="1979" w:type="dxa"/>
+            <w:tcW w:w="2004" w:type="dxa"/>
             <w:vAlign w:val="center"/>
           </w:tcPr>
           <w:p>
@@ -2528,19 +2943,28 @@
               <w:jc w:val="center"/>
               <w:rPr>
                 <w:rFonts w:ascii="Times New Roman" w:hAnsi="Times New Roman" w:cs="Times New Roman"/>
-              </w:rPr>
-            </w:pPr>
-            <w:r>
-              <w:rPr>
-                <w:rFonts w:ascii="Times New Roman" w:hAnsi="Times New Roman" w:cs="Times New Roman"/>
-              </w:rPr>
-              <w:t>25</w:t>
-            </w:r>
-          </w:p>
-        </w:tc>
-        <w:tc>
-          <w:tcPr>
-            <w:tcW w:w="2147" w:type="dxa"/>
+                <w:b/>
+                <w:bCs/>
+                <w:sz w:val="32"/>
+                <w:szCs w:val="32"/>
+              </w:rPr>
+            </w:pPr>
+            <w:r>
+              <w:rPr>
+                <w:rStyle w:val="a5"/>
+                <w:rFonts w:ascii="Times New Roman" w:hAnsi="Times New Roman" w:cs="Times New Roman"/>
+                <w:b w:val="0"/>
+                <w:bCs w:val="0"/>
+                <w:sz w:val="32"/>
+                <w:szCs w:val="32"/>
+              </w:rPr>
+              <w:t>1</w:t>
+            </w:r>
+          </w:p>
+        </w:tc>
+        <w:tc>
+          <w:tcPr>
+            <w:tcW w:w="2174" w:type="dxa"/>
             <w:vAlign w:val="center"/>
           </w:tcPr>
           <w:p>
@@ -2548,19 +2972,28 @@
               <w:jc w:val="center"/>
               <w:rPr>
                 <w:rFonts w:ascii="Times New Roman" w:hAnsi="Times New Roman" w:cs="Times New Roman"/>
-              </w:rPr>
-            </w:pPr>
-            <w:r>
-              <w:rPr>
-                <w:rFonts w:ascii="Times New Roman" w:hAnsi="Times New Roman" w:cs="Times New Roman"/>
-              </w:rPr>
-              <w:t>28</w:t>
-            </w:r>
-          </w:p>
-        </w:tc>
-        <w:tc>
-          <w:tcPr>
-            <w:tcW w:w="3134" w:type="dxa"/>
+                <w:b/>
+                <w:bCs/>
+                <w:sz w:val="32"/>
+                <w:szCs w:val="32"/>
+              </w:rPr>
+            </w:pPr>
+            <w:r>
+              <w:rPr>
+                <w:rStyle w:val="a5"/>
+                <w:rFonts w:ascii="Times New Roman" w:hAnsi="Times New Roman" w:cs="Times New Roman"/>
+                <w:b w:val="0"/>
+                <w:bCs w:val="0"/>
+                <w:sz w:val="32"/>
+                <w:szCs w:val="32"/>
+              </w:rPr>
+              <w:t>1</w:t>
+            </w:r>
+          </w:p>
+        </w:tc>
+        <w:tc>
+          <w:tcPr>
+            <w:tcW w:w="3174" w:type="dxa"/>
             <w:vAlign w:val="center"/>
           </w:tcPr>
           <w:p>
@@ -2568,25 +3001,33 @@
               <w:jc w:val="center"/>
               <w:rPr>
                 <w:rFonts w:ascii="Times New Roman" w:hAnsi="Times New Roman" w:cs="Times New Roman"/>
+                <w:b/>
+                <w:bCs/>
+                <w:sz w:val="32"/>
+                <w:szCs w:val="32"/>
               </w:rPr>
             </w:pPr>
             <w:r>
               <w:rPr>
                 <w:rStyle w:val="a5"/>
                 <w:rFonts w:ascii="Times New Roman" w:hAnsi="Times New Roman" w:cs="Times New Roman"/>
-              </w:rPr>
-              <w:t>+</w:t>
+                <w:b w:val="0"/>
+                <w:bCs w:val="0"/>
+                <w:sz w:val="32"/>
+                <w:szCs w:val="32"/>
+              </w:rPr>
+              <w:t>–</w:t>
             </w:r>
           </w:p>
         </w:tc>
       </w:tr>
       <w:tr>
         <w:trPr>
-          <w:trHeight w:val="241"/>
+          <w:trHeight w:val="365"/>
         </w:trPr>
         <w:tc>
           <w:tcPr>
-            <w:tcW w:w="1785" w:type="dxa"/>
+            <w:tcW w:w="1808" w:type="dxa"/>
             <w:vAlign w:val="center"/>
           </w:tcPr>
           <w:p>
@@ -2594,12 +3035,18 @@
               <w:jc w:val="center"/>
               <w:rPr>
                 <w:rFonts w:ascii="Times New Roman" w:hAnsi="Times New Roman" w:cs="Times New Roman"/>
+                <w:sz w:val="32"/>
+                <w:szCs w:val="32"/>
               </w:rPr>
             </w:pPr>
             <w:r>
               <w:rPr>
                 <w:rStyle w:val="a5"/>
                 <w:rFonts w:ascii="Times New Roman" w:hAnsi="Times New Roman" w:cs="Times New Roman"/>
+                <w:b w:val="0"/>
+                <w:bCs w:val="0"/>
+                <w:sz w:val="32"/>
+                <w:szCs w:val="32"/>
               </w:rPr>
               <w:t>12</w:t>
             </w:r>
@@ -2607,7 +3054,7 @@
         </w:tc>
         <w:tc>
           <w:tcPr>
-            <w:tcW w:w="1979" w:type="dxa"/>
+            <w:tcW w:w="2004" w:type="dxa"/>
             <w:vAlign w:val="center"/>
           </w:tcPr>
           <w:p>
@@ -2615,11 +3062,42 @@
               <w:jc w:val="center"/>
               <w:rPr>
                 <w:rFonts w:ascii="Times New Roman" w:hAnsi="Times New Roman" w:cs="Times New Roman"/>
-              </w:rPr>
-            </w:pPr>
-            <w:r>
-              <w:rPr>
-                <w:rFonts w:ascii="Times New Roman" w:hAnsi="Times New Roman" w:cs="Times New Roman"/>
+                <w:sz w:val="32"/>
+                <w:szCs w:val="32"/>
+              </w:rPr>
+            </w:pPr>
+            <w:r>
+              <w:rPr>
+                <w:rFonts w:ascii="Times New Roman" w:hAnsi="Times New Roman" w:cs="Times New Roman"/>
+                <w:sz w:val="32"/>
+                <w:szCs w:val="32"/>
+              </w:rPr>
+              <w:t>18</w:t>
+            </w:r>
+          </w:p>
+        </w:tc>
+        <w:tc>
+          <w:tcPr>
+            <w:tcW w:w="2174" w:type="dxa"/>
+            <w:vAlign w:val="center"/>
+          </w:tcPr>
+          <w:p>
+            <w:pPr>
+              <w:jc w:val="center"/>
+              <w:rPr>
+                <w:rFonts w:ascii="Times New Roman" w:hAnsi="Times New Roman" w:cs="Times New Roman"/>
+                <w:sz w:val="32"/>
+                <w:szCs w:val="32"/>
+              </w:rPr>
+            </w:pPr>
+            <w:r>
+              <w:rPr>
+                <w:rStyle w:val="a5"/>
+                <w:rFonts w:ascii="Times New Roman" w:hAnsi="Times New Roman" w:cs="Times New Roman"/>
+                <w:b w:val="0"/>
+                <w:bCs w:val="0"/>
+                <w:sz w:val="32"/>
+                <w:szCs w:val="32"/>
               </w:rPr>
               <w:t>1</w:t>
             </w:r>
@@ -2627,7 +3105,7 @@
         </w:tc>
         <w:tc>
           <w:tcPr>
-            <w:tcW w:w="2147" w:type="dxa"/>
+            <w:tcW w:w="3174" w:type="dxa"/>
             <w:vAlign w:val="center"/>
           </w:tcPr>
           <w:p>
@@ -2635,32 +3113,18 @@
               <w:jc w:val="center"/>
               <w:rPr>
                 <w:rFonts w:ascii="Times New Roman" w:hAnsi="Times New Roman" w:cs="Times New Roman"/>
-              </w:rPr>
-            </w:pPr>
-            <w:r>
-              <w:rPr>
-                <w:rFonts w:ascii="Times New Roman" w:hAnsi="Times New Roman" w:cs="Times New Roman"/>
-              </w:rPr>
-              <w:t>28</w:t>
-            </w:r>
-          </w:p>
-        </w:tc>
-        <w:tc>
-          <w:tcPr>
-            <w:tcW w:w="3134" w:type="dxa"/>
-            <w:vAlign w:val="center"/>
-          </w:tcPr>
-          <w:p>
-            <w:pPr>
-              <w:jc w:val="center"/>
-              <w:rPr>
-                <w:rFonts w:ascii="Times New Roman" w:hAnsi="Times New Roman" w:cs="Times New Roman"/>
+                <w:sz w:val="32"/>
+                <w:szCs w:val="32"/>
               </w:rPr>
             </w:pPr>
             <w:r>
               <w:rPr>
                 <w:rStyle w:val="a5"/>
                 <w:rFonts w:ascii="Times New Roman" w:hAnsi="Times New Roman" w:cs="Times New Roman"/>
+                <w:b w:val="0"/>
+                <w:bCs w:val="0"/>
+                <w:sz w:val="32"/>
+                <w:szCs w:val="32"/>
               </w:rPr>
               <w:t>–</w:t>
             </w:r>
@@ -2669,11 +3133,11 @@
       </w:tr>
       <w:tr>
         <w:trPr>
-          <w:trHeight w:val="256"/>
+          <w:trHeight w:val="344"/>
         </w:trPr>
         <w:tc>
           <w:tcPr>
-            <w:tcW w:w="1785" w:type="dxa"/>
+            <w:tcW w:w="1808" w:type="dxa"/>
             <w:vAlign w:val="center"/>
           </w:tcPr>
           <w:p>
@@ -2681,12 +3145,18 @@
               <w:jc w:val="center"/>
               <w:rPr>
                 <w:rFonts w:ascii="Times New Roman" w:hAnsi="Times New Roman" w:cs="Times New Roman"/>
+                <w:sz w:val="32"/>
+                <w:szCs w:val="32"/>
               </w:rPr>
             </w:pPr>
             <w:r>
               <w:rPr>
                 <w:rStyle w:val="a5"/>
                 <w:rFonts w:ascii="Times New Roman" w:hAnsi="Times New Roman" w:cs="Times New Roman"/>
+                <w:b w:val="0"/>
+                <w:bCs w:val="0"/>
+                <w:sz w:val="32"/>
+                <w:szCs w:val="32"/>
               </w:rPr>
               <w:t>13</w:t>
             </w:r>
@@ -2694,7 +3164,7 @@
         </w:tc>
         <w:tc>
           <w:tcPr>
-            <w:tcW w:w="1979" w:type="dxa"/>
+            <w:tcW w:w="2004" w:type="dxa"/>
             <w:vAlign w:val="center"/>
           </w:tcPr>
           <w:p>
@@ -2702,19 +3172,23 @@
               <w:jc w:val="center"/>
               <w:rPr>
                 <w:rFonts w:ascii="Times New Roman" w:hAnsi="Times New Roman" w:cs="Times New Roman"/>
-              </w:rPr>
-            </w:pPr>
-            <w:r>
-              <w:rPr>
-                <w:rFonts w:ascii="Times New Roman" w:hAnsi="Times New Roman" w:cs="Times New Roman"/>
-              </w:rPr>
-              <w:t>25</w:t>
-            </w:r>
-          </w:p>
-        </w:tc>
-        <w:tc>
-          <w:tcPr>
-            <w:tcW w:w="2147" w:type="dxa"/>
+                <w:sz w:val="32"/>
+                <w:szCs w:val="32"/>
+              </w:rPr>
+            </w:pPr>
+            <w:r>
+              <w:rPr>
+                <w:rFonts w:ascii="Times New Roman" w:hAnsi="Times New Roman" w:cs="Times New Roman"/>
+                <w:sz w:val="32"/>
+                <w:szCs w:val="32"/>
+              </w:rPr>
+              <w:t>18</w:t>
+            </w:r>
+          </w:p>
+        </w:tc>
+        <w:tc>
+          <w:tcPr>
+            <w:tcW w:w="2174" w:type="dxa"/>
             <w:vAlign w:val="center"/>
           </w:tcPr>
           <w:p>
@@ -2722,19 +3196,23 @@
               <w:jc w:val="center"/>
               <w:rPr>
                 <w:rFonts w:ascii="Times New Roman" w:hAnsi="Times New Roman" w:cs="Times New Roman"/>
-              </w:rPr>
-            </w:pPr>
-            <w:r>
-              <w:rPr>
-                <w:rFonts w:ascii="Times New Roman" w:hAnsi="Times New Roman" w:cs="Times New Roman"/>
-              </w:rPr>
-              <w:t>1</w:t>
-            </w:r>
-          </w:p>
-        </w:tc>
-        <w:tc>
-          <w:tcPr>
-            <w:tcW w:w="3134" w:type="dxa"/>
+                <w:sz w:val="32"/>
+                <w:szCs w:val="32"/>
+              </w:rPr>
+            </w:pPr>
+            <w:r>
+              <w:rPr>
+                <w:rFonts w:ascii="Times New Roman" w:hAnsi="Times New Roman" w:cs="Times New Roman"/>
+                <w:sz w:val="32"/>
+                <w:szCs w:val="32"/>
+              </w:rPr>
+              <w:t>11</w:t>
+            </w:r>
+          </w:p>
+        </w:tc>
+        <w:tc>
+          <w:tcPr>
+            <w:tcW w:w="3174" w:type="dxa"/>
             <w:vAlign w:val="center"/>
           </w:tcPr>
           <w:p>
@@ -2742,25 +3220,31 @@
               <w:jc w:val="center"/>
               <w:rPr>
                 <w:rFonts w:ascii="Times New Roman" w:hAnsi="Times New Roman" w:cs="Times New Roman"/>
+                <w:sz w:val="32"/>
+                <w:szCs w:val="32"/>
               </w:rPr>
             </w:pPr>
             <w:r>
               <w:rPr>
                 <w:rStyle w:val="a5"/>
                 <w:rFonts w:ascii="Times New Roman" w:hAnsi="Times New Roman" w:cs="Times New Roman"/>
-              </w:rPr>
-              <w:t>–</w:t>
+                <w:b w:val="0"/>
+                <w:bCs w:val="0"/>
+                <w:sz w:val="32"/>
+                <w:szCs w:val="32"/>
+              </w:rPr>
+              <w:t>+</w:t>
             </w:r>
           </w:p>
         </w:tc>
       </w:tr>
       <w:tr>
         <w:trPr>
-          <w:trHeight w:val="241"/>
+          <w:trHeight w:val="365"/>
         </w:trPr>
         <w:tc>
           <w:tcPr>
-            <w:tcW w:w="1785" w:type="dxa"/>
+            <w:tcW w:w="1808" w:type="dxa"/>
             <w:vAlign w:val="center"/>
           </w:tcPr>
           <w:p>
@@ -2768,12 +3252,18 @@
               <w:jc w:val="center"/>
               <w:rPr>
                 <w:rFonts w:ascii="Times New Roman" w:hAnsi="Times New Roman" w:cs="Times New Roman"/>
+                <w:sz w:val="32"/>
+                <w:szCs w:val="32"/>
               </w:rPr>
             </w:pPr>
             <w:r>
               <w:rPr>
                 <w:rStyle w:val="a5"/>
                 <w:rFonts w:ascii="Times New Roman" w:hAnsi="Times New Roman" w:cs="Times New Roman"/>
+                <w:b w:val="0"/>
+                <w:bCs w:val="0"/>
+                <w:sz w:val="32"/>
+                <w:szCs w:val="32"/>
               </w:rPr>
               <w:t>14</w:t>
             </w:r>
@@ -2781,7 +3271,7 @@
         </w:tc>
         <w:tc>
           <w:tcPr>
-            <w:tcW w:w="1979" w:type="dxa"/>
+            <w:tcW w:w="2004" w:type="dxa"/>
             <w:vAlign w:val="center"/>
           </w:tcPr>
           <w:p>
@@ -2789,19 +3279,23 @@
               <w:jc w:val="center"/>
               <w:rPr>
                 <w:rFonts w:ascii="Times New Roman" w:hAnsi="Times New Roman" w:cs="Times New Roman"/>
-              </w:rPr>
-            </w:pPr>
-            <w:r>
-              <w:rPr>
-                <w:rFonts w:ascii="Times New Roman" w:hAnsi="Times New Roman" w:cs="Times New Roman"/>
-              </w:rPr>
-              <w:t>20</w:t>
-            </w:r>
-          </w:p>
-        </w:tc>
-        <w:tc>
-          <w:tcPr>
-            <w:tcW w:w="2147" w:type="dxa"/>
+                <w:sz w:val="32"/>
+                <w:szCs w:val="32"/>
+              </w:rPr>
+            </w:pPr>
+            <w:r>
+              <w:rPr>
+                <w:rFonts w:ascii="Times New Roman" w:hAnsi="Times New Roman" w:cs="Times New Roman"/>
+                <w:sz w:val="32"/>
+                <w:szCs w:val="32"/>
+              </w:rPr>
+              <w:t>18</w:t>
+            </w:r>
+          </w:p>
+        </w:tc>
+        <w:tc>
+          <w:tcPr>
+            <w:tcW w:w="2174" w:type="dxa"/>
             <w:vAlign w:val="center"/>
           </w:tcPr>
           <w:p>
@@ -2809,19 +3303,23 @@
               <w:jc w:val="center"/>
               <w:rPr>
                 <w:rFonts w:ascii="Times New Roman" w:hAnsi="Times New Roman" w:cs="Times New Roman"/>
-              </w:rPr>
-            </w:pPr>
-            <w:r>
-              <w:rPr>
-                <w:rFonts w:ascii="Times New Roman" w:hAnsi="Times New Roman" w:cs="Times New Roman"/>
-              </w:rPr>
-              <w:t>28</w:t>
-            </w:r>
-          </w:p>
-        </w:tc>
-        <w:tc>
-          <w:tcPr>
-            <w:tcW w:w="3134" w:type="dxa"/>
+                <w:sz w:val="32"/>
+                <w:szCs w:val="32"/>
+              </w:rPr>
+            </w:pPr>
+            <w:r>
+              <w:rPr>
+                <w:rFonts w:ascii="Times New Roman" w:hAnsi="Times New Roman" w:cs="Times New Roman"/>
+                <w:sz w:val="32"/>
+                <w:szCs w:val="32"/>
+              </w:rPr>
+              <w:t>7</w:t>
+            </w:r>
+          </w:p>
+        </w:tc>
+        <w:tc>
+          <w:tcPr>
+            <w:tcW w:w="3174" w:type="dxa"/>
             <w:vAlign w:val="center"/>
           </w:tcPr>
           <w:p>
@@ -2829,12 +3327,18 @@
               <w:jc w:val="center"/>
               <w:rPr>
                 <w:rFonts w:ascii="Times New Roman" w:hAnsi="Times New Roman" w:cs="Times New Roman"/>
+                <w:sz w:val="32"/>
+                <w:szCs w:val="32"/>
               </w:rPr>
             </w:pPr>
             <w:r>
               <w:rPr>
                 <w:rStyle w:val="a5"/>
                 <w:rFonts w:ascii="Times New Roman" w:hAnsi="Times New Roman" w:cs="Times New Roman"/>
+                <w:b w:val="0"/>
+                <w:bCs w:val="0"/>
+                <w:sz w:val="32"/>
+                <w:szCs w:val="32"/>
               </w:rPr>
               <w:t>+</w:t>
             </w:r>
@@ -2843,11 +3347,11 @@
       </w:tr>
       <w:tr>
         <w:trPr>
-          <w:trHeight w:val="256"/>
+          <w:trHeight w:val="344"/>
         </w:trPr>
         <w:tc>
           <w:tcPr>
-            <w:tcW w:w="1785" w:type="dxa"/>
+            <w:tcW w:w="1808" w:type="dxa"/>
             <w:vAlign w:val="center"/>
           </w:tcPr>
           <w:p>
@@ -2855,12 +3359,18 @@
               <w:jc w:val="center"/>
               <w:rPr>
                 <w:rFonts w:ascii="Times New Roman" w:hAnsi="Times New Roman" w:cs="Times New Roman"/>
+                <w:sz w:val="32"/>
+                <w:szCs w:val="32"/>
               </w:rPr>
             </w:pPr>
             <w:r>
               <w:rPr>
                 <w:rStyle w:val="a5"/>
                 <w:rFonts w:ascii="Times New Roman" w:hAnsi="Times New Roman" w:cs="Times New Roman"/>
+                <w:b w:val="0"/>
+                <w:bCs w:val="0"/>
+                <w:sz w:val="32"/>
+                <w:szCs w:val="32"/>
               </w:rPr>
               <w:t>15</w:t>
             </w:r>
@@ -2868,7 +3378,7 @@
         </w:tc>
         <w:tc>
           <w:tcPr>
-            <w:tcW w:w="1979" w:type="dxa"/>
+            <w:tcW w:w="2004" w:type="dxa"/>
             <w:vAlign w:val="center"/>
           </w:tcPr>
           <w:p>
@@ -2876,19 +3386,23 @@
               <w:jc w:val="center"/>
               <w:rPr>
                 <w:rFonts w:ascii="Times New Roman" w:hAnsi="Times New Roman" w:cs="Times New Roman"/>
-              </w:rPr>
-            </w:pPr>
-            <w:r>
-              <w:rPr>
-                <w:rFonts w:ascii="Times New Roman" w:hAnsi="Times New Roman" w:cs="Times New Roman"/>
-              </w:rPr>
-              <w:t>20</w:t>
-            </w:r>
-          </w:p>
-        </w:tc>
-        <w:tc>
-          <w:tcPr>
-            <w:tcW w:w="2147" w:type="dxa"/>
+                <w:sz w:val="32"/>
+                <w:szCs w:val="32"/>
+              </w:rPr>
+            </w:pPr>
+            <w:r>
+              <w:rPr>
+                <w:rFonts w:ascii="Times New Roman" w:hAnsi="Times New Roman" w:cs="Times New Roman"/>
+                <w:sz w:val="32"/>
+                <w:szCs w:val="32"/>
+              </w:rPr>
+              <w:t>18</w:t>
+            </w:r>
+          </w:p>
+        </w:tc>
+        <w:tc>
+          <w:tcPr>
+            <w:tcW w:w="2174" w:type="dxa"/>
             <w:vAlign w:val="center"/>
           </w:tcPr>
           <w:p>
@@ -2896,19 +3410,23 @@
               <w:jc w:val="center"/>
               <w:rPr>
                 <w:rFonts w:ascii="Times New Roman" w:hAnsi="Times New Roman" w:cs="Times New Roman"/>
-              </w:rPr>
-            </w:pPr>
-            <w:r>
-              <w:rPr>
-                <w:rFonts w:ascii="Times New Roman" w:hAnsi="Times New Roman" w:cs="Times New Roman"/>
-              </w:rPr>
-              <w:t>28</w:t>
-            </w:r>
-          </w:p>
-        </w:tc>
-        <w:tc>
-          <w:tcPr>
-            <w:tcW w:w="3134" w:type="dxa"/>
+                <w:sz w:val="32"/>
+                <w:szCs w:val="32"/>
+              </w:rPr>
+            </w:pPr>
+            <w:r>
+              <w:rPr>
+                <w:rFonts w:ascii="Times New Roman" w:hAnsi="Times New Roman" w:cs="Times New Roman"/>
+                <w:sz w:val="32"/>
+                <w:szCs w:val="32"/>
+              </w:rPr>
+              <w:t>11</w:t>
+            </w:r>
+          </w:p>
+        </w:tc>
+        <w:tc>
+          <w:tcPr>
+            <w:tcW w:w="3174" w:type="dxa"/>
             <w:vAlign w:val="center"/>
           </w:tcPr>
           <w:p>
@@ -2916,12 +3434,18 @@
               <w:jc w:val="center"/>
               <w:rPr>
                 <w:rFonts w:ascii="Times New Roman" w:hAnsi="Times New Roman" w:cs="Times New Roman"/>
+                <w:sz w:val="32"/>
+                <w:szCs w:val="32"/>
               </w:rPr>
             </w:pPr>
             <w:r>
               <w:rPr>
                 <w:rStyle w:val="a5"/>
                 <w:rFonts w:ascii="Times New Roman" w:hAnsi="Times New Roman" w:cs="Times New Roman"/>
+                <w:b w:val="0"/>
+                <w:bCs w:val="0"/>
+                <w:sz w:val="32"/>
+                <w:szCs w:val="32"/>
               </w:rPr>
               <w:t>+</w:t>
             </w:r>
@@ -2930,11 +3454,11 @@
       </w:tr>
       <w:tr>
         <w:trPr>
-          <w:trHeight w:val="241"/>
+          <w:trHeight w:val="365"/>
         </w:trPr>
         <w:tc>
           <w:tcPr>
-            <w:tcW w:w="1785" w:type="dxa"/>
+            <w:tcW w:w="1808" w:type="dxa"/>
             <w:vAlign w:val="center"/>
           </w:tcPr>
           <w:p>
@@ -2942,12 +3466,18 @@
               <w:jc w:val="center"/>
               <w:rPr>
                 <w:rFonts w:ascii="Times New Roman" w:hAnsi="Times New Roman" w:cs="Times New Roman"/>
+                <w:sz w:val="32"/>
+                <w:szCs w:val="32"/>
               </w:rPr>
             </w:pPr>
             <w:r>
               <w:rPr>
                 <w:rStyle w:val="a5"/>
                 <w:rFonts w:ascii="Times New Roman" w:hAnsi="Times New Roman" w:cs="Times New Roman"/>
+                <w:b w:val="0"/>
+                <w:bCs w:val="0"/>
+                <w:sz w:val="32"/>
+                <w:szCs w:val="32"/>
               </w:rPr>
               <w:t>16</w:t>
             </w:r>
@@ -2955,7 +3485,7 @@
         </w:tc>
         <w:tc>
           <w:tcPr>
-            <w:tcW w:w="1979" w:type="dxa"/>
+            <w:tcW w:w="2004" w:type="dxa"/>
             <w:vAlign w:val="center"/>
           </w:tcPr>
           <w:p>
@@ -2963,19 +3493,26 @@
               <w:jc w:val="center"/>
               <w:rPr>
                 <w:rFonts w:ascii="Times New Roman" w:hAnsi="Times New Roman" w:cs="Times New Roman"/>
-              </w:rPr>
-            </w:pPr>
-            <w:r>
-              <w:rPr>
-                <w:rFonts w:ascii="Times New Roman" w:hAnsi="Times New Roman" w:cs="Times New Roman"/>
-              </w:rPr>
-              <w:t>25</w:t>
-            </w:r>
-          </w:p>
-        </w:tc>
-        <w:tc>
-          <w:tcPr>
-            <w:tcW w:w="2147" w:type="dxa"/>
+                <w:sz w:val="32"/>
+                <w:szCs w:val="32"/>
+              </w:rPr>
+            </w:pPr>
+            <w:r>
+              <w:rPr>
+                <w:rStyle w:val="a5"/>
+                <w:rFonts w:ascii="Times New Roman" w:hAnsi="Times New Roman" w:cs="Times New Roman"/>
+                <w:b w:val="0"/>
+                <w:bCs w:val="0"/>
+                <w:sz w:val="32"/>
+                <w:szCs w:val="32"/>
+              </w:rPr>
+              <w:t>1</w:t>
+            </w:r>
+          </w:p>
+        </w:tc>
+        <w:tc>
+          <w:tcPr>
+            <w:tcW w:w="2174" w:type="dxa"/>
             <w:vAlign w:val="center"/>
           </w:tcPr>
           <w:p>
@@ -2983,19 +3520,23 @@
               <w:jc w:val="center"/>
               <w:rPr>
                 <w:rFonts w:ascii="Times New Roman" w:hAnsi="Times New Roman" w:cs="Times New Roman"/>
-              </w:rPr>
-            </w:pPr>
-            <w:r>
-              <w:rPr>
-                <w:rFonts w:ascii="Times New Roman" w:hAnsi="Times New Roman" w:cs="Times New Roman"/>
-              </w:rPr>
-              <w:t>1</w:t>
-            </w:r>
-          </w:p>
-        </w:tc>
-        <w:tc>
-          <w:tcPr>
-            <w:tcW w:w="3134" w:type="dxa"/>
+                <w:sz w:val="32"/>
+                <w:szCs w:val="32"/>
+              </w:rPr>
+            </w:pPr>
+            <w:r>
+              <w:rPr>
+                <w:rFonts w:ascii="Times New Roman" w:hAnsi="Times New Roman" w:cs="Times New Roman"/>
+                <w:sz w:val="32"/>
+                <w:szCs w:val="32"/>
+              </w:rPr>
+              <w:t>7</w:t>
+            </w:r>
+          </w:p>
+        </w:tc>
+        <w:tc>
+          <w:tcPr>
+            <w:tcW w:w="3174" w:type="dxa"/>
             <w:vAlign w:val="center"/>
           </w:tcPr>
           <w:p>
@@ -3003,12 +3544,18 @@
               <w:jc w:val="center"/>
               <w:rPr>
                 <w:rFonts w:ascii="Times New Roman" w:hAnsi="Times New Roman" w:cs="Times New Roman"/>
+                <w:sz w:val="32"/>
+                <w:szCs w:val="32"/>
               </w:rPr>
             </w:pPr>
             <w:r>
               <w:rPr>
                 <w:rStyle w:val="a5"/>
                 <w:rFonts w:ascii="Times New Roman" w:hAnsi="Times New Roman" w:cs="Times New Roman"/>
+                <w:b w:val="0"/>
+                <w:bCs w:val="0"/>
+                <w:sz w:val="32"/>
+                <w:szCs w:val="32"/>
               </w:rPr>
               <w:t>–</w:t>
             </w:r>
@@ -3017,11 +3564,11 @@
       </w:tr>
       <w:tr>
         <w:trPr>
-          <w:trHeight w:val="256"/>
+          <w:trHeight w:val="344"/>
         </w:trPr>
         <w:tc>
           <w:tcPr>
-            <w:tcW w:w="1785" w:type="dxa"/>
+            <w:tcW w:w="1808" w:type="dxa"/>
             <w:vAlign w:val="center"/>
           </w:tcPr>
           <w:p>
@@ -3029,12 +3576,18 @@
               <w:jc w:val="center"/>
               <w:rPr>
                 <w:rFonts w:ascii="Times New Roman" w:hAnsi="Times New Roman" w:cs="Times New Roman"/>
+                <w:sz w:val="32"/>
+                <w:szCs w:val="32"/>
               </w:rPr>
             </w:pPr>
             <w:r>
               <w:rPr>
                 <w:rStyle w:val="a5"/>
                 <w:rFonts w:ascii="Times New Roman" w:hAnsi="Times New Roman" w:cs="Times New Roman"/>
+                <w:b w:val="0"/>
+                <w:bCs w:val="0"/>
+                <w:sz w:val="32"/>
+                <w:szCs w:val="32"/>
               </w:rPr>
               <w:t>17</w:t>
             </w:r>
@@ -3042,7 +3595,7 @@
         </w:tc>
         <w:tc>
           <w:tcPr>
-            <w:tcW w:w="1979" w:type="dxa"/>
+            <w:tcW w:w="2004" w:type="dxa"/>
             <w:vAlign w:val="center"/>
           </w:tcPr>
           <w:p>
@@ -3050,11 +3603,18 @@
               <w:jc w:val="center"/>
               <w:rPr>
                 <w:rFonts w:ascii="Times New Roman" w:hAnsi="Times New Roman" w:cs="Times New Roman"/>
-              </w:rPr>
-            </w:pPr>
-            <w:r>
-              <w:rPr>
-                <w:rFonts w:ascii="Times New Roman" w:hAnsi="Times New Roman" w:cs="Times New Roman"/>
+                <w:sz w:val="32"/>
+                <w:szCs w:val="32"/>
+              </w:rPr>
+            </w:pPr>
+            <w:r>
+              <w:rPr>
+                <w:rStyle w:val="a5"/>
+                <w:rFonts w:ascii="Times New Roman" w:hAnsi="Times New Roman" w:cs="Times New Roman"/>
+                <w:b w:val="0"/>
+                <w:bCs w:val="0"/>
+                <w:sz w:val="32"/>
+                <w:szCs w:val="32"/>
               </w:rPr>
               <w:t>1</w:t>
             </w:r>
@@ -3062,7 +3622,7 @@
         </w:tc>
         <w:tc>
           <w:tcPr>
-            <w:tcW w:w="2147" w:type="dxa"/>
+            <w:tcW w:w="2174" w:type="dxa"/>
             <w:vAlign w:val="center"/>
           </w:tcPr>
           <w:p>
@@ -3070,19 +3630,23 @@
               <w:jc w:val="center"/>
               <w:rPr>
                 <w:rFonts w:ascii="Times New Roman" w:hAnsi="Times New Roman" w:cs="Times New Roman"/>
-              </w:rPr>
-            </w:pPr>
-            <w:r>
-              <w:rPr>
-                <w:rFonts w:ascii="Times New Roman" w:hAnsi="Times New Roman" w:cs="Times New Roman"/>
-              </w:rPr>
-              <w:t>28</w:t>
-            </w:r>
-          </w:p>
-        </w:tc>
-        <w:tc>
-          <w:tcPr>
-            <w:tcW w:w="3134" w:type="dxa"/>
+                <w:sz w:val="32"/>
+                <w:szCs w:val="32"/>
+              </w:rPr>
+            </w:pPr>
+            <w:r>
+              <w:rPr>
+                <w:rFonts w:ascii="Times New Roman" w:hAnsi="Times New Roman" w:cs="Times New Roman"/>
+                <w:sz w:val="32"/>
+                <w:szCs w:val="32"/>
+              </w:rPr>
+              <w:t>7</w:t>
+            </w:r>
+          </w:p>
+        </w:tc>
+        <w:tc>
+          <w:tcPr>
+            <w:tcW w:w="3174" w:type="dxa"/>
             <w:vAlign w:val="center"/>
           </w:tcPr>
           <w:p>
@@ -3090,12 +3654,18 @@
               <w:jc w:val="center"/>
               <w:rPr>
                 <w:rFonts w:ascii="Times New Roman" w:hAnsi="Times New Roman" w:cs="Times New Roman"/>
+                <w:sz w:val="32"/>
+                <w:szCs w:val="32"/>
               </w:rPr>
             </w:pPr>
             <w:r>
               <w:rPr>
                 <w:rStyle w:val="a5"/>
                 <w:rFonts w:ascii="Times New Roman" w:hAnsi="Times New Roman" w:cs="Times New Roman"/>
+                <w:b w:val="0"/>
+                <w:bCs w:val="0"/>
+                <w:sz w:val="32"/>
+                <w:szCs w:val="32"/>
               </w:rPr>
               <w:t>–</w:t>
             </w:r>
@@ -3104,11 +3674,11 @@
       </w:tr>
       <w:tr>
         <w:trPr>
-          <w:trHeight w:val="241"/>
+          <w:trHeight w:val="365"/>
         </w:trPr>
         <w:tc>
           <w:tcPr>
-            <w:tcW w:w="1785" w:type="dxa"/>
+            <w:tcW w:w="1808" w:type="dxa"/>
             <w:vAlign w:val="center"/>
           </w:tcPr>
           <w:p>
@@ -3116,12 +3686,18 @@
               <w:jc w:val="center"/>
               <w:rPr>
                 <w:rFonts w:ascii="Times New Roman" w:hAnsi="Times New Roman" w:cs="Times New Roman"/>
+                <w:sz w:val="32"/>
+                <w:szCs w:val="32"/>
               </w:rPr>
             </w:pPr>
             <w:r>
               <w:rPr>
                 <w:rStyle w:val="a5"/>
                 <w:rFonts w:ascii="Times New Roman" w:hAnsi="Times New Roman" w:cs="Times New Roman"/>
+                <w:b w:val="0"/>
+                <w:bCs w:val="0"/>
+                <w:sz w:val="32"/>
+                <w:szCs w:val="32"/>
               </w:rPr>
               <w:t>18</w:t>
             </w:r>
@@ -3129,7 +3705,7 @@
         </w:tc>
         <w:tc>
           <w:tcPr>
-            <w:tcW w:w="1979" w:type="dxa"/>
+            <w:tcW w:w="2004" w:type="dxa"/>
             <w:vAlign w:val="center"/>
           </w:tcPr>
           <w:p>
@@ -3137,19 +3713,23 @@
               <w:jc w:val="center"/>
               <w:rPr>
                 <w:rFonts w:ascii="Times New Roman" w:hAnsi="Times New Roman" w:cs="Times New Roman"/>
-              </w:rPr>
-            </w:pPr>
-            <w:r>
-              <w:rPr>
-                <w:rFonts w:ascii="Times New Roman" w:hAnsi="Times New Roman" w:cs="Times New Roman"/>
-              </w:rPr>
-              <w:t>25</w:t>
-            </w:r>
-          </w:p>
-        </w:tc>
-        <w:tc>
-          <w:tcPr>
-            <w:tcW w:w="2147" w:type="dxa"/>
+                <w:sz w:val="32"/>
+                <w:szCs w:val="32"/>
+              </w:rPr>
+            </w:pPr>
+            <w:r>
+              <w:rPr>
+                <w:rFonts w:ascii="Times New Roman" w:hAnsi="Times New Roman" w:cs="Times New Roman"/>
+                <w:sz w:val="32"/>
+                <w:szCs w:val="32"/>
+              </w:rPr>
+              <w:t>18</w:t>
+            </w:r>
+          </w:p>
+        </w:tc>
+        <w:tc>
+          <w:tcPr>
+            <w:tcW w:w="2174" w:type="dxa"/>
             <w:vAlign w:val="center"/>
           </w:tcPr>
           <w:p>
@@ -3157,19 +3737,26 @@
               <w:jc w:val="center"/>
               <w:rPr>
                 <w:rFonts w:ascii="Times New Roman" w:hAnsi="Times New Roman" w:cs="Times New Roman"/>
-              </w:rPr>
-            </w:pPr>
-            <w:r>
-              <w:rPr>
-                <w:rFonts w:ascii="Times New Roman" w:hAnsi="Times New Roman" w:cs="Times New Roman"/>
-              </w:rPr>
-              <w:t>28</w:t>
-            </w:r>
-          </w:p>
-        </w:tc>
-        <w:tc>
-          <w:tcPr>
-            <w:tcW w:w="3134" w:type="dxa"/>
+                <w:sz w:val="32"/>
+                <w:szCs w:val="32"/>
+              </w:rPr>
+            </w:pPr>
+            <w:r>
+              <w:rPr>
+                <w:rStyle w:val="a5"/>
+                <w:rFonts w:ascii="Times New Roman" w:hAnsi="Times New Roman" w:cs="Times New Roman"/>
+                <w:b w:val="0"/>
+                <w:bCs w:val="0"/>
+                <w:sz w:val="32"/>
+                <w:szCs w:val="32"/>
+              </w:rPr>
+              <w:t>1</w:t>
+            </w:r>
+          </w:p>
+        </w:tc>
+        <w:tc>
+          <w:tcPr>
+            <w:tcW w:w="3174" w:type="dxa"/>
             <w:vAlign w:val="center"/>
           </w:tcPr>
           <w:p>
@@ -3177,882 +3764,18 @@
               <w:jc w:val="center"/>
               <w:rPr>
                 <w:rFonts w:ascii="Times New Roman" w:hAnsi="Times New Roman" w:cs="Times New Roman"/>
+                <w:sz w:val="32"/>
+                <w:szCs w:val="32"/>
               </w:rPr>
             </w:pPr>
             <w:r>
               <w:rPr>
                 <w:rStyle w:val="a5"/>
                 <w:rFonts w:ascii="Times New Roman" w:hAnsi="Times New Roman" w:cs="Times New Roman"/>
-              </w:rPr>
-              <w:t>+</w:t>
-            </w:r>
-          </w:p>
-        </w:tc>
-      </w:tr>
-      <w:tr>
-        <w:trPr>
-          <w:trHeight w:val="256"/>
-        </w:trPr>
-        <w:tc>
-          <w:tcPr>
-            <w:tcW w:w="1785" w:type="dxa"/>
-            <w:vAlign w:val="center"/>
-          </w:tcPr>
-          <w:p>
-            <w:pPr>
-              <w:jc w:val="center"/>
-              <w:rPr>
-                <w:rFonts w:ascii="Times New Roman" w:hAnsi="Times New Roman" w:cs="Times New Roman"/>
-              </w:rPr>
-            </w:pPr>
-            <w:r>
-              <w:rPr>
-                <w:rStyle w:val="a5"/>
-                <w:rFonts w:ascii="Times New Roman" w:hAnsi="Times New Roman" w:cs="Times New Roman"/>
-              </w:rPr>
-              <w:t>19</w:t>
-            </w:r>
-          </w:p>
-        </w:tc>
-        <w:tc>
-          <w:tcPr>
-            <w:tcW w:w="1979" w:type="dxa"/>
-            <w:vAlign w:val="center"/>
-          </w:tcPr>
-          <w:p>
-            <w:pPr>
-              <w:jc w:val="center"/>
-              <w:rPr>
-                <w:rFonts w:ascii="Times New Roman" w:hAnsi="Times New Roman" w:cs="Times New Roman"/>
-              </w:rPr>
-            </w:pPr>
-            <w:r>
-              <w:rPr>
-                <w:rFonts w:ascii="Times New Roman" w:hAnsi="Times New Roman" w:cs="Times New Roman"/>
-              </w:rPr>
-              <w:t>24</w:t>
-            </w:r>
-          </w:p>
-        </w:tc>
-        <w:tc>
-          <w:tcPr>
-            <w:tcW w:w="2147" w:type="dxa"/>
-            <w:vAlign w:val="center"/>
-          </w:tcPr>
-          <w:p>
-            <w:pPr>
-              <w:jc w:val="center"/>
-              <w:rPr>
-                <w:rFonts w:ascii="Times New Roman" w:hAnsi="Times New Roman" w:cs="Times New Roman"/>
-              </w:rPr>
-            </w:pPr>
-            <w:r>
-              <w:rPr>
-                <w:rFonts w:ascii="Times New Roman" w:hAnsi="Times New Roman" w:cs="Times New Roman"/>
-              </w:rPr>
-              <w:t>28</w:t>
-            </w:r>
-          </w:p>
-        </w:tc>
-        <w:tc>
-          <w:tcPr>
-            <w:tcW w:w="3134" w:type="dxa"/>
-            <w:vAlign w:val="center"/>
-          </w:tcPr>
-          <w:p>
-            <w:pPr>
-              <w:jc w:val="center"/>
-              <w:rPr>
-                <w:rFonts w:ascii="Times New Roman" w:hAnsi="Times New Roman" w:cs="Times New Roman"/>
-              </w:rPr>
-            </w:pPr>
-            <w:r>
-              <w:rPr>
-                <w:rStyle w:val="a5"/>
-                <w:rFonts w:ascii="Times New Roman" w:hAnsi="Times New Roman" w:cs="Times New Roman"/>
-              </w:rPr>
-              <w:t>+</w:t>
-            </w:r>
-          </w:p>
-        </w:tc>
-      </w:tr>
-      <w:tr>
-        <w:trPr>
-          <w:trHeight w:val="241"/>
-        </w:trPr>
-        <w:tc>
-          <w:tcPr>
-            <w:tcW w:w="1785" w:type="dxa"/>
-            <w:vAlign w:val="center"/>
-          </w:tcPr>
-          <w:p>
-            <w:pPr>
-              <w:jc w:val="center"/>
-              <w:rPr>
-                <w:rFonts w:ascii="Times New Roman" w:hAnsi="Times New Roman" w:cs="Times New Roman"/>
-              </w:rPr>
-            </w:pPr>
-            <w:r>
-              <w:rPr>
-                <w:rStyle w:val="a5"/>
-                <w:rFonts w:ascii="Times New Roman" w:hAnsi="Times New Roman" w:cs="Times New Roman"/>
-              </w:rPr>
-              <w:t>20</w:t>
-            </w:r>
-          </w:p>
-        </w:tc>
-        <w:tc>
-          <w:tcPr>
-            <w:tcW w:w="1979" w:type="dxa"/>
-            <w:vAlign w:val="center"/>
-          </w:tcPr>
-          <w:p>
-            <w:pPr>
-              <w:jc w:val="center"/>
-              <w:rPr>
-                <w:rFonts w:ascii="Times New Roman" w:hAnsi="Times New Roman" w:cs="Times New Roman"/>
-              </w:rPr>
-            </w:pPr>
-            <w:r>
-              <w:rPr>
-                <w:rFonts w:ascii="Times New Roman" w:hAnsi="Times New Roman" w:cs="Times New Roman"/>
-              </w:rPr>
-              <w:t>7</w:t>
-            </w:r>
-          </w:p>
-        </w:tc>
-        <w:tc>
-          <w:tcPr>
-            <w:tcW w:w="2147" w:type="dxa"/>
-            <w:vAlign w:val="center"/>
-          </w:tcPr>
-          <w:p>
-            <w:pPr>
-              <w:jc w:val="center"/>
-              <w:rPr>
-                <w:rFonts w:ascii="Times New Roman" w:hAnsi="Times New Roman" w:cs="Times New Roman"/>
-              </w:rPr>
-            </w:pPr>
-            <w:r>
-              <w:rPr>
-                <w:rFonts w:ascii="Times New Roman" w:hAnsi="Times New Roman" w:cs="Times New Roman"/>
-              </w:rPr>
-              <w:t>1</w:t>
-            </w:r>
-          </w:p>
-        </w:tc>
-        <w:tc>
-          <w:tcPr>
-            <w:tcW w:w="3134" w:type="dxa"/>
-            <w:vAlign w:val="center"/>
-          </w:tcPr>
-          <w:p>
-            <w:pPr>
-              <w:jc w:val="center"/>
-              <w:rPr>
-                <w:rFonts w:ascii="Times New Roman" w:hAnsi="Times New Roman" w:cs="Times New Roman"/>
-              </w:rPr>
-            </w:pPr>
-            <w:r>
-              <w:rPr>
-                <w:rStyle w:val="a5"/>
-                <w:rFonts w:ascii="Times New Roman" w:hAnsi="Times New Roman" w:cs="Times New Roman"/>
-              </w:rPr>
-              <w:t>–</w:t>
-            </w:r>
-          </w:p>
-        </w:tc>
-      </w:tr>
-      <w:tr>
-        <w:trPr>
-          <w:trHeight w:val="256"/>
-        </w:trPr>
-        <w:tc>
-          <w:tcPr>
-            <w:tcW w:w="1785" w:type="dxa"/>
-            <w:vAlign w:val="center"/>
-          </w:tcPr>
-          <w:p>
-            <w:pPr>
-              <w:jc w:val="center"/>
-              <w:rPr>
-                <w:rFonts w:ascii="Times New Roman" w:hAnsi="Times New Roman" w:cs="Times New Roman"/>
-              </w:rPr>
-            </w:pPr>
-            <w:r>
-              <w:rPr>
-                <w:rStyle w:val="a5"/>
-                <w:rFonts w:ascii="Times New Roman" w:hAnsi="Times New Roman" w:cs="Times New Roman"/>
-              </w:rPr>
-              <w:t>21</w:t>
-            </w:r>
-          </w:p>
-        </w:tc>
-        <w:tc>
-          <w:tcPr>
-            <w:tcW w:w="1979" w:type="dxa"/>
-            <w:vAlign w:val="center"/>
-          </w:tcPr>
-          <w:p>
-            <w:pPr>
-              <w:jc w:val="center"/>
-              <w:rPr>
-                <w:rFonts w:ascii="Times New Roman" w:hAnsi="Times New Roman" w:cs="Times New Roman"/>
-              </w:rPr>
-            </w:pPr>
-            <w:r>
-              <w:rPr>
-                <w:rFonts w:ascii="Times New Roman" w:hAnsi="Times New Roman" w:cs="Times New Roman"/>
-              </w:rPr>
-              <w:t>7</w:t>
-            </w:r>
-          </w:p>
-        </w:tc>
-        <w:tc>
-          <w:tcPr>
-            <w:tcW w:w="2147" w:type="dxa"/>
-            <w:vAlign w:val="center"/>
-          </w:tcPr>
-          <w:p>
-            <w:pPr>
-              <w:jc w:val="center"/>
-              <w:rPr>
-                <w:rFonts w:ascii="Times New Roman" w:hAnsi="Times New Roman" w:cs="Times New Roman"/>
-              </w:rPr>
-            </w:pPr>
-            <w:r>
-              <w:rPr>
-                <w:rFonts w:ascii="Times New Roman" w:hAnsi="Times New Roman" w:cs="Times New Roman"/>
-              </w:rPr>
-              <w:t>28</w:t>
-            </w:r>
-          </w:p>
-        </w:tc>
-        <w:tc>
-          <w:tcPr>
-            <w:tcW w:w="3134" w:type="dxa"/>
-            <w:vAlign w:val="center"/>
-          </w:tcPr>
-          <w:p>
-            <w:pPr>
-              <w:jc w:val="center"/>
-              <w:rPr>
-                <w:rFonts w:ascii="Times New Roman" w:hAnsi="Times New Roman" w:cs="Times New Roman"/>
-              </w:rPr>
-            </w:pPr>
-            <w:r>
-              <w:rPr>
-                <w:rStyle w:val="a5"/>
-                <w:rFonts w:ascii="Times New Roman" w:hAnsi="Times New Roman" w:cs="Times New Roman"/>
-              </w:rPr>
-              <w:t>+</w:t>
-            </w:r>
-          </w:p>
-        </w:tc>
-      </w:tr>
-      <w:tr>
-        <w:trPr>
-          <w:trHeight w:val="241"/>
-        </w:trPr>
-        <w:tc>
-          <w:tcPr>
-            <w:tcW w:w="1785" w:type="dxa"/>
-            <w:vAlign w:val="center"/>
-          </w:tcPr>
-          <w:p>
-            <w:pPr>
-              <w:jc w:val="center"/>
-              <w:rPr>
-                <w:rFonts w:ascii="Times New Roman" w:hAnsi="Times New Roman" w:cs="Times New Roman"/>
-              </w:rPr>
-            </w:pPr>
-            <w:r>
-              <w:rPr>
-                <w:rStyle w:val="a5"/>
-                <w:rFonts w:ascii="Times New Roman" w:hAnsi="Times New Roman" w:cs="Times New Roman"/>
-              </w:rPr>
-              <w:t>22</w:t>
-            </w:r>
-          </w:p>
-        </w:tc>
-        <w:tc>
-          <w:tcPr>
-            <w:tcW w:w="1979" w:type="dxa"/>
-            <w:vAlign w:val="center"/>
-          </w:tcPr>
-          <w:p>
-            <w:pPr>
-              <w:jc w:val="center"/>
-              <w:rPr>
-                <w:rFonts w:ascii="Times New Roman" w:hAnsi="Times New Roman" w:cs="Times New Roman"/>
-              </w:rPr>
-            </w:pPr>
-            <w:r>
-              <w:rPr>
-                <w:rFonts w:ascii="Times New Roman" w:hAnsi="Times New Roman" w:cs="Times New Roman"/>
-              </w:rPr>
-              <w:t>23</w:t>
-            </w:r>
-          </w:p>
-        </w:tc>
-        <w:tc>
-          <w:tcPr>
-            <w:tcW w:w="2147" w:type="dxa"/>
-            <w:vAlign w:val="center"/>
-          </w:tcPr>
-          <w:p>
-            <w:pPr>
-              <w:jc w:val="center"/>
-              <w:rPr>
-                <w:rFonts w:ascii="Times New Roman" w:hAnsi="Times New Roman" w:cs="Times New Roman"/>
-              </w:rPr>
-            </w:pPr>
-            <w:r>
-              <w:rPr>
-                <w:rFonts w:ascii="Times New Roman" w:hAnsi="Times New Roman" w:cs="Times New Roman"/>
-              </w:rPr>
-              <w:t>1</w:t>
-            </w:r>
-          </w:p>
-        </w:tc>
-        <w:tc>
-          <w:tcPr>
-            <w:tcW w:w="3134" w:type="dxa"/>
-            <w:vAlign w:val="center"/>
-          </w:tcPr>
-          <w:p>
-            <w:pPr>
-              <w:jc w:val="center"/>
-              <w:rPr>
-                <w:rFonts w:ascii="Times New Roman" w:hAnsi="Times New Roman" w:cs="Times New Roman"/>
-              </w:rPr>
-            </w:pPr>
-            <w:r>
-              <w:rPr>
-                <w:rStyle w:val="a5"/>
-                <w:rFonts w:ascii="Times New Roman" w:hAnsi="Times New Roman" w:cs="Times New Roman"/>
-              </w:rPr>
-              <w:t>–</w:t>
-            </w:r>
-          </w:p>
-        </w:tc>
-      </w:tr>
-      <w:tr>
-        <w:trPr>
-          <w:trHeight w:val="256"/>
-        </w:trPr>
-        <w:tc>
-          <w:tcPr>
-            <w:tcW w:w="1785" w:type="dxa"/>
-            <w:vAlign w:val="center"/>
-          </w:tcPr>
-          <w:p>
-            <w:pPr>
-              <w:jc w:val="center"/>
-              <w:rPr>
-                <w:rFonts w:ascii="Times New Roman" w:hAnsi="Times New Roman" w:cs="Times New Roman"/>
-              </w:rPr>
-            </w:pPr>
-            <w:r>
-              <w:rPr>
-                <w:rStyle w:val="a5"/>
-                <w:rFonts w:ascii="Times New Roman" w:hAnsi="Times New Roman" w:cs="Times New Roman"/>
-              </w:rPr>
-              <w:t>23</w:t>
-            </w:r>
-          </w:p>
-        </w:tc>
-        <w:tc>
-          <w:tcPr>
-            <w:tcW w:w="1979" w:type="dxa"/>
-            <w:vAlign w:val="center"/>
-          </w:tcPr>
-          <w:p>
-            <w:pPr>
-              <w:jc w:val="center"/>
-              <w:rPr>
-                <w:rFonts w:ascii="Times New Roman" w:hAnsi="Times New Roman" w:cs="Times New Roman"/>
-              </w:rPr>
-            </w:pPr>
-            <w:r>
-              <w:rPr>
-                <w:rFonts w:ascii="Times New Roman" w:hAnsi="Times New Roman" w:cs="Times New Roman"/>
-              </w:rPr>
-              <w:t>20</w:t>
-            </w:r>
-          </w:p>
-        </w:tc>
-        <w:tc>
-          <w:tcPr>
-            <w:tcW w:w="2147" w:type="dxa"/>
-            <w:vAlign w:val="center"/>
-          </w:tcPr>
-          <w:p>
-            <w:pPr>
-              <w:jc w:val="center"/>
-              <w:rPr>
-                <w:rFonts w:ascii="Times New Roman" w:hAnsi="Times New Roman" w:cs="Times New Roman"/>
-              </w:rPr>
-            </w:pPr>
-            <w:r>
-              <w:rPr>
-                <w:rFonts w:ascii="Times New Roman" w:hAnsi="Times New Roman" w:cs="Times New Roman"/>
-              </w:rPr>
-              <w:t>1</w:t>
-            </w:r>
-          </w:p>
-        </w:tc>
-        <w:tc>
-          <w:tcPr>
-            <w:tcW w:w="3134" w:type="dxa"/>
-            <w:vAlign w:val="center"/>
-          </w:tcPr>
-          <w:p>
-            <w:pPr>
-              <w:jc w:val="center"/>
-              <w:rPr>
-                <w:rFonts w:ascii="Times New Roman" w:hAnsi="Times New Roman" w:cs="Times New Roman"/>
-              </w:rPr>
-            </w:pPr>
-            <w:r>
-              <w:rPr>
-                <w:rStyle w:val="a5"/>
-                <w:rFonts w:ascii="Times New Roman" w:hAnsi="Times New Roman" w:cs="Times New Roman"/>
-              </w:rPr>
-              <w:t>–</w:t>
-            </w:r>
-          </w:p>
-        </w:tc>
-      </w:tr>
-      <w:tr>
-        <w:trPr>
-          <w:trHeight w:val="241"/>
-        </w:trPr>
-        <w:tc>
-          <w:tcPr>
-            <w:tcW w:w="1785" w:type="dxa"/>
-            <w:vAlign w:val="center"/>
-          </w:tcPr>
-          <w:p>
-            <w:pPr>
-              <w:jc w:val="center"/>
-              <w:rPr>
-                <w:rFonts w:ascii="Times New Roman" w:hAnsi="Times New Roman" w:cs="Times New Roman"/>
-              </w:rPr>
-            </w:pPr>
-            <w:r>
-              <w:rPr>
-                <w:rStyle w:val="a5"/>
-                <w:rFonts w:ascii="Times New Roman" w:hAnsi="Times New Roman" w:cs="Times New Roman"/>
-              </w:rPr>
-              <w:t>24</w:t>
-            </w:r>
-          </w:p>
-        </w:tc>
-        <w:tc>
-          <w:tcPr>
-            <w:tcW w:w="1979" w:type="dxa"/>
-            <w:vAlign w:val="center"/>
-          </w:tcPr>
-          <w:p>
-            <w:pPr>
-              <w:jc w:val="center"/>
-              <w:rPr>
-                <w:rFonts w:ascii="Times New Roman" w:hAnsi="Times New Roman" w:cs="Times New Roman"/>
-              </w:rPr>
-            </w:pPr>
-            <w:r>
-              <w:rPr>
-                <w:rFonts w:ascii="Times New Roman" w:hAnsi="Times New Roman" w:cs="Times New Roman"/>
-              </w:rPr>
-              <w:t>16</w:t>
-            </w:r>
-          </w:p>
-        </w:tc>
-        <w:tc>
-          <w:tcPr>
-            <w:tcW w:w="2147" w:type="dxa"/>
-            <w:vAlign w:val="center"/>
-          </w:tcPr>
-          <w:p>
-            <w:pPr>
-              <w:jc w:val="center"/>
-              <w:rPr>
-                <w:rFonts w:ascii="Times New Roman" w:hAnsi="Times New Roman" w:cs="Times New Roman"/>
-              </w:rPr>
-            </w:pPr>
-            <w:r>
-              <w:rPr>
-                <w:rFonts w:ascii="Times New Roman" w:hAnsi="Times New Roman" w:cs="Times New Roman"/>
-              </w:rPr>
-              <w:t>1</w:t>
-            </w:r>
-          </w:p>
-        </w:tc>
-        <w:tc>
-          <w:tcPr>
-            <w:tcW w:w="3134" w:type="dxa"/>
-            <w:vAlign w:val="center"/>
-          </w:tcPr>
-          <w:p>
-            <w:pPr>
-              <w:jc w:val="center"/>
-              <w:rPr>
-                <w:rFonts w:ascii="Times New Roman" w:hAnsi="Times New Roman" w:cs="Times New Roman"/>
-              </w:rPr>
-            </w:pPr>
-            <w:r>
-              <w:rPr>
-                <w:rStyle w:val="a5"/>
-                <w:rFonts w:ascii="Times New Roman" w:hAnsi="Times New Roman" w:cs="Times New Roman"/>
-              </w:rPr>
-              <w:t>–</w:t>
-            </w:r>
-          </w:p>
-        </w:tc>
-      </w:tr>
-      <w:tr>
-        <w:trPr>
-          <w:trHeight w:val="256"/>
-        </w:trPr>
-        <w:tc>
-          <w:tcPr>
-            <w:tcW w:w="1785" w:type="dxa"/>
-            <w:vAlign w:val="center"/>
-          </w:tcPr>
-          <w:p>
-            <w:pPr>
-              <w:jc w:val="center"/>
-              <w:rPr>
-                <w:rFonts w:ascii="Times New Roman" w:hAnsi="Times New Roman" w:cs="Times New Roman"/>
-              </w:rPr>
-            </w:pPr>
-            <w:r>
-              <w:rPr>
-                <w:rStyle w:val="a5"/>
-                <w:rFonts w:ascii="Times New Roman" w:hAnsi="Times New Roman" w:cs="Times New Roman"/>
-              </w:rPr>
-              <w:t>25</w:t>
-            </w:r>
-          </w:p>
-        </w:tc>
-        <w:tc>
-          <w:tcPr>
-            <w:tcW w:w="1979" w:type="dxa"/>
-            <w:vAlign w:val="center"/>
-          </w:tcPr>
-          <w:p>
-            <w:pPr>
-              <w:jc w:val="center"/>
-              <w:rPr>
-                <w:rFonts w:ascii="Times New Roman" w:hAnsi="Times New Roman" w:cs="Times New Roman"/>
-              </w:rPr>
-            </w:pPr>
-            <w:r>
-              <w:rPr>
-                <w:rFonts w:ascii="Times New Roman" w:hAnsi="Times New Roman" w:cs="Times New Roman"/>
-              </w:rPr>
-              <w:t>24</w:t>
-            </w:r>
-          </w:p>
-        </w:tc>
-        <w:tc>
-          <w:tcPr>
-            <w:tcW w:w="2147" w:type="dxa"/>
-            <w:vAlign w:val="center"/>
-          </w:tcPr>
-          <w:p>
-            <w:pPr>
-              <w:jc w:val="center"/>
-              <w:rPr>
-                <w:rFonts w:ascii="Times New Roman" w:hAnsi="Times New Roman" w:cs="Times New Roman"/>
-              </w:rPr>
-            </w:pPr>
-            <w:r>
-              <w:rPr>
-                <w:rFonts w:ascii="Times New Roman" w:hAnsi="Times New Roman" w:cs="Times New Roman"/>
-              </w:rPr>
-              <w:t>1</w:t>
-            </w:r>
-          </w:p>
-        </w:tc>
-        <w:tc>
-          <w:tcPr>
-            <w:tcW w:w="3134" w:type="dxa"/>
-            <w:vAlign w:val="center"/>
-          </w:tcPr>
-          <w:p>
-            <w:pPr>
-              <w:jc w:val="center"/>
-              <w:rPr>
-                <w:rFonts w:ascii="Times New Roman" w:hAnsi="Times New Roman" w:cs="Times New Roman"/>
-              </w:rPr>
-            </w:pPr>
-            <w:r>
-              <w:rPr>
-                <w:rStyle w:val="a5"/>
-                <w:rFonts w:ascii="Times New Roman" w:hAnsi="Times New Roman" w:cs="Times New Roman"/>
-              </w:rPr>
-              <w:t>–</w:t>
-            </w:r>
-          </w:p>
-        </w:tc>
-      </w:tr>
-      <w:tr>
-        <w:trPr>
-          <w:trHeight w:val="241"/>
-        </w:trPr>
-        <w:tc>
-          <w:tcPr>
-            <w:tcW w:w="1785" w:type="dxa"/>
-            <w:vAlign w:val="center"/>
-          </w:tcPr>
-          <w:p>
-            <w:pPr>
-              <w:jc w:val="center"/>
-              <w:rPr>
-                <w:rFonts w:ascii="Times New Roman" w:hAnsi="Times New Roman" w:cs="Times New Roman"/>
-              </w:rPr>
-            </w:pPr>
-            <w:r>
-              <w:rPr>
-                <w:rStyle w:val="a5"/>
-                <w:rFonts w:ascii="Times New Roman" w:hAnsi="Times New Roman" w:cs="Times New Roman"/>
-              </w:rPr>
-              <w:t>26</w:t>
-            </w:r>
-          </w:p>
-        </w:tc>
-        <w:tc>
-          <w:tcPr>
-            <w:tcW w:w="1979" w:type="dxa"/>
-            <w:vAlign w:val="center"/>
-          </w:tcPr>
-          <w:p>
-            <w:pPr>
-              <w:jc w:val="center"/>
-              <w:rPr>
-                <w:rFonts w:ascii="Times New Roman" w:hAnsi="Times New Roman" w:cs="Times New Roman"/>
-              </w:rPr>
-            </w:pPr>
-            <w:r>
-              <w:rPr>
-                <w:rFonts w:ascii="Times New Roman" w:hAnsi="Times New Roman" w:cs="Times New Roman"/>
-              </w:rPr>
-              <w:t>23</w:t>
-            </w:r>
-          </w:p>
-        </w:tc>
-        <w:tc>
-          <w:tcPr>
-            <w:tcW w:w="2147" w:type="dxa"/>
-            <w:vAlign w:val="center"/>
-          </w:tcPr>
-          <w:p>
-            <w:pPr>
-              <w:jc w:val="center"/>
-              <w:rPr>
-                <w:rFonts w:ascii="Times New Roman" w:hAnsi="Times New Roman" w:cs="Times New Roman"/>
-              </w:rPr>
-            </w:pPr>
-            <w:r>
-              <w:rPr>
-                <w:rFonts w:ascii="Times New Roman" w:hAnsi="Times New Roman" w:cs="Times New Roman"/>
-              </w:rPr>
-              <w:t>28</w:t>
-            </w:r>
-          </w:p>
-        </w:tc>
-        <w:tc>
-          <w:tcPr>
-            <w:tcW w:w="3134" w:type="dxa"/>
-            <w:vAlign w:val="center"/>
-          </w:tcPr>
-          <w:p>
-            <w:pPr>
-              <w:jc w:val="center"/>
-              <w:rPr>
-                <w:rFonts w:ascii="Times New Roman" w:hAnsi="Times New Roman" w:cs="Times New Roman"/>
-              </w:rPr>
-            </w:pPr>
-            <w:r>
-              <w:rPr>
-                <w:rStyle w:val="a5"/>
-                <w:rFonts w:ascii="Times New Roman" w:hAnsi="Times New Roman" w:cs="Times New Roman"/>
-              </w:rPr>
-              <w:t>+</w:t>
-            </w:r>
-          </w:p>
-        </w:tc>
-      </w:tr>
-      <w:tr>
-        <w:trPr>
-          <w:trHeight w:val="256"/>
-        </w:trPr>
-        <w:tc>
-          <w:tcPr>
-            <w:tcW w:w="1785" w:type="dxa"/>
-            <w:vAlign w:val="center"/>
-          </w:tcPr>
-          <w:p>
-            <w:pPr>
-              <w:jc w:val="center"/>
-              <w:rPr>
-                <w:rFonts w:ascii="Times New Roman" w:hAnsi="Times New Roman" w:cs="Times New Roman"/>
-              </w:rPr>
-            </w:pPr>
-            <w:r>
-              <w:rPr>
-                <w:rStyle w:val="a5"/>
-                <w:rFonts w:ascii="Times New Roman" w:hAnsi="Times New Roman" w:cs="Times New Roman"/>
-              </w:rPr>
-              <w:t>27</w:t>
-            </w:r>
-          </w:p>
-        </w:tc>
-        <w:tc>
-          <w:tcPr>
-            <w:tcW w:w="1979" w:type="dxa"/>
-            <w:vAlign w:val="center"/>
-          </w:tcPr>
-          <w:p>
-            <w:pPr>
-              <w:jc w:val="center"/>
-              <w:rPr>
-                <w:rFonts w:ascii="Times New Roman" w:hAnsi="Times New Roman" w:cs="Times New Roman"/>
-              </w:rPr>
-            </w:pPr>
-            <w:r>
-              <w:rPr>
-                <w:rFonts w:ascii="Times New Roman" w:hAnsi="Times New Roman" w:cs="Times New Roman"/>
-              </w:rPr>
-              <w:t>16</w:t>
-            </w:r>
-          </w:p>
-        </w:tc>
-        <w:tc>
-          <w:tcPr>
-            <w:tcW w:w="2147" w:type="dxa"/>
-            <w:vAlign w:val="center"/>
-          </w:tcPr>
-          <w:p>
-            <w:pPr>
-              <w:jc w:val="center"/>
-              <w:rPr>
-                <w:rFonts w:ascii="Times New Roman" w:hAnsi="Times New Roman" w:cs="Times New Roman"/>
-              </w:rPr>
-            </w:pPr>
-            <w:r>
-              <w:rPr>
-                <w:rFonts w:ascii="Times New Roman" w:hAnsi="Times New Roman" w:cs="Times New Roman"/>
-              </w:rPr>
-              <w:t>28</w:t>
-            </w:r>
-          </w:p>
-        </w:tc>
-        <w:tc>
-          <w:tcPr>
-            <w:tcW w:w="3134" w:type="dxa"/>
-            <w:vAlign w:val="center"/>
-          </w:tcPr>
-          <w:p>
-            <w:pPr>
-              <w:jc w:val="center"/>
-              <w:rPr>
-                <w:rFonts w:ascii="Times New Roman" w:hAnsi="Times New Roman" w:cs="Times New Roman"/>
-              </w:rPr>
-            </w:pPr>
-            <w:r>
-              <w:rPr>
-                <w:rStyle w:val="a5"/>
-                <w:rFonts w:ascii="Times New Roman" w:hAnsi="Times New Roman" w:cs="Times New Roman"/>
-              </w:rPr>
-              <w:t>+</w:t>
-            </w:r>
-          </w:p>
-        </w:tc>
-      </w:tr>
-      <w:tr>
-        <w:trPr>
-          <w:trHeight w:val="241"/>
-        </w:trPr>
-        <w:tc>
-          <w:tcPr>
-            <w:tcW w:w="1785" w:type="dxa"/>
-            <w:vAlign w:val="center"/>
-          </w:tcPr>
-          <w:p>
-            <w:pPr>
-              <w:jc w:val="center"/>
-              <w:rPr>
-                <w:rFonts w:ascii="Times New Roman" w:hAnsi="Times New Roman" w:cs="Times New Roman"/>
-              </w:rPr>
-            </w:pPr>
-            <w:r>
-              <w:rPr>
-                <w:rStyle w:val="a5"/>
-                <w:rFonts w:ascii="Times New Roman" w:hAnsi="Times New Roman" w:cs="Times New Roman"/>
-              </w:rPr>
-              <w:t>28</w:t>
-            </w:r>
-          </w:p>
-        </w:tc>
-        <w:tc>
-          <w:tcPr>
-            <w:tcW w:w="1979" w:type="dxa"/>
-            <w:vAlign w:val="center"/>
-          </w:tcPr>
-          <w:p>
-            <w:pPr>
-              <w:jc w:val="center"/>
-              <w:rPr>
-                <w:rFonts w:ascii="Times New Roman" w:hAnsi="Times New Roman" w:cs="Times New Roman"/>
-              </w:rPr>
-            </w:pPr>
-            <w:r>
-              <w:rPr>
-                <w:rFonts w:ascii="Times New Roman" w:hAnsi="Times New Roman" w:cs="Times New Roman"/>
-              </w:rPr>
-              <w:t>1</w:t>
-            </w:r>
-          </w:p>
-        </w:tc>
-        <w:tc>
-          <w:tcPr>
-            <w:tcW w:w="2147" w:type="dxa"/>
-            <w:vAlign w:val="center"/>
-          </w:tcPr>
-          <w:p>
-            <w:pPr>
-              <w:jc w:val="center"/>
-              <w:rPr>
-                <w:rFonts w:ascii="Times New Roman" w:hAnsi="Times New Roman" w:cs="Times New Roman"/>
-              </w:rPr>
-            </w:pPr>
-            <w:r>
-              <w:rPr>
-                <w:rFonts w:ascii="Times New Roman" w:hAnsi="Times New Roman" w:cs="Times New Roman"/>
-              </w:rPr>
-              <w:t>1</w:t>
-            </w:r>
-          </w:p>
-        </w:tc>
-        <w:tc>
-          <w:tcPr>
-            <w:tcW w:w="3134" w:type="dxa"/>
-            <w:vAlign w:val="center"/>
-          </w:tcPr>
-          <w:p>
-            <w:pPr>
-              <w:jc w:val="center"/>
-              <w:rPr>
-                <w:rFonts w:ascii="Times New Roman" w:hAnsi="Times New Roman" w:cs="Times New Roman"/>
-              </w:rPr>
-            </w:pPr>
-            <w:r>
-              <w:rPr>
-                <w:rStyle w:val="a5"/>
-                <w:rFonts w:ascii="Times New Roman" w:hAnsi="Times New Roman" w:cs="Times New Roman"/>
+                <w:b w:val="0"/>
+                <w:bCs w:val="0"/>
+                <w:sz w:val="32"/>
+                <w:szCs w:val="32"/>
               </w:rPr>
               <w:t>–</w:t>
             </w:r>
@@ -4083,15 +3806,32 @@
           <w:rFonts w:ascii="Times New Roman" w:hAnsi="Times New Roman" w:cs="Times New Roman"/>
           <w:sz w:val="28"/>
         </w:rPr>
-        <w:t>2,3,8,10,11,14,15,18,19,21,26,27</w:t>
-      </w:r>
-      <w:r>
-        <w:rPr>
-          <w:rFonts w:ascii="Times New Roman" w:hAnsi="Times New Roman" w:cs="Times New Roman"/>
-          <w:sz w:val="28"/>
-          <w:szCs w:val="28"/>
-        </w:rPr>
-        <w:t>– первообразные корни</w:t>
+        <w:t xml:space="preserve">2, 3, 10, 13, 14, </w:t>
+      </w:r>
+      <w:proofErr w:type="gramStart"/>
+      <w:r>
+        <w:rPr>
+          <w:rFonts w:ascii="Times New Roman" w:hAnsi="Times New Roman" w:cs="Times New Roman"/>
+          <w:sz w:val="28"/>
+        </w:rPr>
+        <w:t>15.</w:t>
+      </w:r>
+      <w:r>
+        <w:rPr>
+          <w:rFonts w:ascii="Times New Roman" w:hAnsi="Times New Roman" w:cs="Times New Roman"/>
+          <w:sz w:val="28"/>
+          <w:szCs w:val="28"/>
+        </w:rPr>
+        <w:t>–</w:t>
+      </w:r>
+      <w:proofErr w:type="gramEnd"/>
+      <w:r>
+        <w:rPr>
+          <w:rFonts w:ascii="Times New Roman" w:hAnsi="Times New Roman" w:cs="Times New Roman"/>
+          <w:sz w:val="28"/>
+          <w:szCs w:val="28"/>
+        </w:rPr>
+        <w:t xml:space="preserve"> первообразные корни</w:t>
       </w:r>
     </w:p>
     <w:p>
@@ -4235,8 +3975,10 @@
           <w:szCs w:val="28"/>
           <w:lang w:val="en-US"/>
         </w:rPr>
-        <w:t>(a,b),   a =117,  b =</w:t>
-      </w:r>
+        <w:t>(</w:t>
+      </w:r>
+      <w:proofErr w:type="spellStart"/>
+      <w:proofErr w:type="gramStart"/>
       <w:r>
         <w:rPr>
           <w:rFonts w:ascii="Times New Roman" w:hAnsi="Times New Roman" w:cs="Times New Roman"/>
@@ -4246,6 +3988,65 @@
           <w:szCs w:val="28"/>
           <w:lang w:val="en-US"/>
         </w:rPr>
+        <w:t>a,b</w:t>
+      </w:r>
+      <w:proofErr w:type="spellEnd"/>
+      <w:r>
+        <w:rPr>
+          <w:rFonts w:ascii="Times New Roman" w:hAnsi="Times New Roman" w:cs="Times New Roman"/>
+          <w:b/>
+          <w:bCs/>
+          <w:sz w:val="28"/>
+          <w:szCs w:val="28"/>
+          <w:lang w:val="en-US"/>
+        </w:rPr>
+        <w:t xml:space="preserve">),   </w:t>
+      </w:r>
+      <w:proofErr w:type="gramEnd"/>
+      <w:r>
+        <w:rPr>
+          <w:rFonts w:ascii="Times New Roman" w:hAnsi="Times New Roman" w:cs="Times New Roman"/>
+          <w:b/>
+          <w:bCs/>
+          <w:sz w:val="28"/>
+          <w:szCs w:val="28"/>
+          <w:lang w:val="en-US"/>
+        </w:rPr>
+        <w:t>a =</w:t>
+      </w:r>
+      <w:proofErr w:type="gramStart"/>
+      <w:r>
+        <w:rPr>
+          <w:rFonts w:ascii="Times New Roman" w:hAnsi="Times New Roman" w:cs="Times New Roman"/>
+          <w:b/>
+          <w:bCs/>
+          <w:sz w:val="28"/>
+          <w:szCs w:val="28"/>
+          <w:lang w:val="en-US"/>
+        </w:rPr>
+        <w:t>117,  b</w:t>
+      </w:r>
+      <w:proofErr w:type="gramEnd"/>
+      <w:r>
+        <w:rPr>
+          <w:rFonts w:ascii="Times New Roman" w:hAnsi="Times New Roman" w:cs="Times New Roman"/>
+          <w:b/>
+          <w:bCs/>
+          <w:sz w:val="28"/>
+          <w:szCs w:val="28"/>
+          <w:lang w:val="en-US"/>
+        </w:rPr>
+        <w:t xml:space="preserve"> =</w:t>
+      </w:r>
+      <w:r>
+        <w:rPr>
+          <w:rFonts w:ascii="Times New Roman" w:hAnsi="Times New Roman" w:cs="Times New Roman"/>
+          <w:b/>
+          <w:bCs/>
+          <w:sz w:val="28"/>
+          <w:szCs w:val="28"/>
+          <w:lang w:val="en-US"/>
+        </w:rPr>
         <w:t>89</w:t>
       </w:r>
       <w:r>
@@ -4278,7 +4079,33 @@
           <w:szCs w:val="28"/>
           <w:lang w:val="en-US"/>
         </w:rPr>
-        <w:t>(a,b) = 1</w:t>
+        <w:t>(</w:t>
+      </w:r>
+      <w:proofErr w:type="spellStart"/>
+      <w:proofErr w:type="gramStart"/>
+      <w:r>
+        <w:rPr>
+          <w:rFonts w:ascii="Times New Roman" w:hAnsi="Times New Roman" w:cs="Times New Roman"/>
+          <w:b/>
+          <w:bCs/>
+          <w:sz w:val="28"/>
+          <w:szCs w:val="28"/>
+          <w:lang w:val="en-US"/>
+        </w:rPr>
+        <w:t>a,b</w:t>
+      </w:r>
+      <w:proofErr w:type="spellEnd"/>
+      <w:proofErr w:type="gramEnd"/>
+      <w:r>
+        <w:rPr>
+          <w:rFonts w:ascii="Times New Roman" w:hAnsi="Times New Roman" w:cs="Times New Roman"/>
+          <w:b/>
+          <w:bCs/>
+          <w:sz w:val="28"/>
+          <w:szCs w:val="28"/>
+          <w:lang w:val="en-US"/>
+        </w:rPr>
+        <w:t>) = 1</w:t>
       </w:r>
     </w:p>
     <w:p>
@@ -5639,7 +5466,18 @@
           <w:sz w:val="28"/>
           <w:szCs w:val="28"/>
         </w:rPr>
-        <w:t>= -1</w:t>
+        <w:t>= -</w:t>
+      </w:r>
+      <w:proofErr w:type="gramStart"/>
+      <w:r>
+        <w:rPr>
+          <w:rFonts w:ascii="Times New Roman" w:hAnsi="Times New Roman" w:cs="Times New Roman"/>
+          <w:b/>
+          <w:bCs/>
+          <w:sz w:val="28"/>
+          <w:szCs w:val="28"/>
+        </w:rPr>
+        <w:t>1</w:t>
       </w:r>
       <w:r>
         <w:rPr>
@@ -5651,6 +5489,7 @@
         </w:rPr>
         <w:t xml:space="preserve">  y</w:t>
       </w:r>
+      <w:proofErr w:type="gramEnd"/>
       <w:r>
         <w:rPr>
           <w:rFonts w:ascii="Times New Roman" w:hAnsi="Times New Roman" w:cs="Times New Roman"/>
@@ -5790,6 +5629,9 @@
     </w:p>
     <w:p>
       <w:r>
+        <w:rPr>
+          <w:noProof/>
+        </w:rPr>
         <w:drawing>
           <wp:inline distT="0" distB="0" distL="0" distR="0" wp14:anchorId="70F508C2" wp14:editId="77467735">
             <wp:extent cx="4788195" cy="2717320"/>
@@ -5829,6 +5671,9 @@
     </w:p>
     <w:p>
       <w:r>
+        <w:rPr>
+          <w:noProof/>
+        </w:rPr>
         <w:drawing>
           <wp:inline distT="0" distB="0" distL="0" distR="0" wp14:anchorId="7DA733E0" wp14:editId="334C2A53">
             <wp:extent cx="4830792" cy="1651919"/>
@@ -5904,6 +5749,7 @@
           <w:rFonts w:ascii="Times New Roman" w:hAnsi="Times New Roman" w:cs="Times New Roman"/>
           <w:b/>
           <w:bCs/>
+          <w:noProof/>
           <w:sz w:val="28"/>
           <w:szCs w:val="28"/>
         </w:rPr>
@@ -5960,6 +5806,7 @@
           <w:rFonts w:ascii="Times New Roman" w:hAnsi="Times New Roman" w:cs="Times New Roman"/>
           <w:b/>
           <w:bCs/>
+          <w:noProof/>
           <w:sz w:val="28"/>
           <w:szCs w:val="28"/>
           <w:lang w:val="en-US"/>
@@ -6072,6 +5919,7 @@
           <w:rFonts w:ascii="Times New Roman" w:hAnsi="Times New Roman" w:cs="Times New Roman"/>
           <w:b/>
           <w:bCs/>
+          <w:noProof/>
           <w:sz w:val="28"/>
           <w:szCs w:val="28"/>
         </w:rPr>
@@ -6128,6 +5976,7 @@
           <w:rFonts w:ascii="Times New Roman" w:hAnsi="Times New Roman" w:cs="Times New Roman"/>
           <w:b/>
           <w:bCs/>
+          <w:noProof/>
           <w:sz w:val="28"/>
           <w:szCs w:val="28"/>
           <w:lang w:val="en-US"/>
@@ -6207,6 +6056,7 @@
           <w:rFonts w:ascii="Times New Roman" w:hAnsi="Times New Roman" w:cs="Times New Roman"/>
           <w:b/>
           <w:bCs/>
+          <w:noProof/>
           <w:sz w:val="28"/>
           <w:szCs w:val="28"/>
           <w:lang w:val="en-US"/>
@@ -6264,6 +6114,7 @@
           <w:rFonts w:ascii="Times New Roman" w:hAnsi="Times New Roman" w:cs="Times New Roman"/>
           <w:b/>
           <w:bCs/>
+          <w:noProof/>
           <w:sz w:val="28"/>
           <w:szCs w:val="28"/>
           <w:lang w:val="en-US"/>
@@ -6324,27 +6175,7 @@
           <w:sz w:val="28"/>
           <w:szCs w:val="28"/>
         </w:rPr>
-        <w:t>Тест</w:t>
-      </w:r>
-      <w:r>
-        <w:rPr>
-          <w:rFonts w:ascii="Times New Roman" w:hAnsi="Times New Roman" w:cs="Times New Roman"/>
-          <w:b/>
-          <w:bCs/>
-          <w:sz w:val="28"/>
-          <w:szCs w:val="28"/>
-        </w:rPr>
-        <w:t>3</w:t>
-      </w:r>
-      <w:r>
-        <w:rPr>
-          <w:rFonts w:ascii="Times New Roman" w:hAnsi="Times New Roman" w:cs="Times New Roman"/>
-          <w:b/>
-          <w:bCs/>
-          <w:sz w:val="28"/>
-          <w:szCs w:val="28"/>
-        </w:rPr>
-        <w:t>:</w:t>
+        <w:t>Тест3:</w:t>
       </w:r>
     </w:p>
     <w:p>
@@ -6385,6 +6216,7 @@
           <w:rFonts w:ascii="Times New Roman" w:hAnsi="Times New Roman" w:cs="Times New Roman"/>
           <w:b/>
           <w:bCs/>
+          <w:noProof/>
           <w:sz w:val="28"/>
           <w:szCs w:val="28"/>
         </w:rPr>
@@ -6441,6 +6273,7 @@
           <w:rFonts w:ascii="Times New Roman" w:hAnsi="Times New Roman" w:cs="Times New Roman"/>
           <w:b/>
           <w:bCs/>
+          <w:noProof/>
           <w:sz w:val="28"/>
           <w:szCs w:val="28"/>
           <w:lang w:val="en-US"/>
@@ -6499,6 +6332,7 @@
           <w:rFonts w:ascii="Times New Roman" w:hAnsi="Times New Roman" w:cs="Times New Roman"/>
           <w:b/>
           <w:bCs/>
+          <w:noProof/>
           <w:sz w:val="28"/>
           <w:szCs w:val="28"/>
           <w:lang w:val="en-US"/>
@@ -7058,7 +6892,6 @@
   <w:style w:type="character" w:default="1" w:styleId="a0">
     <w:name w:val="Default Paragraph Font"/>
     <w:uiPriority w:val="1"/>
-    <w:semiHidden/>
     <w:unhideWhenUsed/>
   </w:style>
   <w:style w:type="table" w:default="1" w:styleId="a1">
